--- a/HCT_analysis/Honeycomb task analysis docu.docx
+++ b/HCT_analysis/Honeycomb task analysis docu.docx
@@ -8,19 +8,20 @@
           <w:lang w:val="en-US"/>
         </w:rPr>
       </w:pPr>
+      <w:proofErr w:type="gramStart"/>
       <w:r>
         <w:rPr>
           <w:lang w:val="en-US"/>
         </w:rPr>
-        <w:t>Honeycomb  task  analysis</w:t>
-      </w:r>
-    </w:p>
-    <w:p>
-      <w:pPr>
+        <w:t>Honeycomb  task</w:t>
+      </w:r>
+      <w:proofErr w:type="gramEnd"/>
+      <w:r>
         <w:rPr>
           <w:lang w:val="en-US"/>
         </w:rPr>
-      </w:pPr>
+        <w:t xml:space="preserve">  analysis</w:t>
+      </w:r>
     </w:p>
     <w:p>
       <w:pPr>
@@ -28,17 +29,38 @@
           <w:lang w:val="en-US"/>
         </w:rPr>
       </w:pPr>
-      <w:r>
+    </w:p>
+    <w:p>
+      <w:pPr>
         <w:rPr>
           <w:lang w:val="en-US"/>
         </w:rPr>
-        <w:t xml:space="preserve">This is documentation explaining  the HCT. Code may be found in the </w:t>
-      </w:r>
-      <w:proofErr w:type="spellStart"/>
+      </w:pPr>
       <w:r>
         <w:rPr>
           <w:lang w:val="en-US"/>
         </w:rPr>
+        <w:t xml:space="preserve">This is documentation </w:t>
+      </w:r>
+      <w:proofErr w:type="gramStart"/>
+      <w:r>
+        <w:rPr>
+          <w:lang w:val="en-US"/>
+        </w:rPr>
+        <w:t>explaining  the</w:t>
+      </w:r>
+      <w:proofErr w:type="gramEnd"/>
+      <w:r>
+        <w:rPr>
+          <w:lang w:val="en-US"/>
+        </w:rPr>
+        <w:t xml:space="preserve"> HCT. Code may be found in the </w:t>
+      </w:r>
+      <w:proofErr w:type="spellStart"/>
+      <w:r>
+        <w:rPr>
+          <w:lang w:val="en-US"/>
+        </w:rPr>
         <w:t>HCT_analysis</w:t>
       </w:r>
       <w:proofErr w:type="spellEnd"/>
@@ -46,26 +68,40 @@
         <w:rPr>
           <w:lang w:val="en-US"/>
         </w:rPr>
-        <w:t xml:space="preserve"> folder and can be run through HCT_pipeline.py  (which  is found in the main folder)</w:t>
-      </w:r>
-    </w:p>
-    <w:p>
-      <w:pPr>
+        <w:t xml:space="preserve"> folder and can be run through </w:t>
+      </w:r>
+      <w:proofErr w:type="gramStart"/>
+      <w:r>
         <w:rPr>
           <w:lang w:val="en-US"/>
         </w:rPr>
-      </w:pPr>
-    </w:p>
-    <w:p>
-      <w:pPr>
+        <w:t>HCT_pipeline.py  (which  is</w:t>
+      </w:r>
+      <w:proofErr w:type="gramEnd"/>
+      <w:r>
         <w:rPr>
           <w:lang w:val="en-US"/>
         </w:rPr>
-      </w:pPr>
-      <w:r>
+        <w:t xml:space="preserve"> found in the main folder)</w:t>
+      </w:r>
+    </w:p>
+    <w:p>
+      <w:pPr>
         <w:rPr>
           <w:lang w:val="en-US"/>
         </w:rPr>
+      </w:pPr>
+    </w:p>
+    <w:p>
+      <w:pPr>
+        <w:rPr>
+          <w:lang w:val="en-US"/>
+        </w:rPr>
+      </w:pPr>
+      <w:r>
+        <w:rPr>
+          <w:lang w:val="en-US"/>
+        </w:rPr>
         <w:t>CONSINK ANALYSIS</w:t>
       </w:r>
     </w:p>
@@ -79,8 +115,16 @@
         <w:rPr>
           <w:lang w:val="en-US"/>
         </w:rPr>
-        <w:t>Function:  find_consinks_main.py</w:t>
-      </w:r>
+        <w:t>Function</w:t>
+      </w:r>
+      <w:proofErr w:type="gramStart"/>
+      <w:r>
+        <w:rPr>
+          <w:lang w:val="en-US"/>
+        </w:rPr>
+        <w:t>:  find_consinks_main.py</w:t>
+      </w:r>
+      <w:proofErr w:type="gramEnd"/>
     </w:p>
     <w:p>
       <w:pPr>
@@ -362,7 +406,15 @@
     </w:p>
     <w:p>
       <w:r>
-        <w:t xml:space="preserve">This code runs the analysis in the way that the platforms are the bins and we have 127 potential sinks, as shown on the right (see </w:t>
+        <w:t xml:space="preserve">This code runs the analysis in the way that the platforms are the </w:t>
+      </w:r>
+      <w:proofErr w:type="gramStart"/>
+      <w:r>
+        <w:t>bins</w:t>
+      </w:r>
+      <w:proofErr w:type="gramEnd"/>
+      <w:r>
+        <w:t xml:space="preserve"> and we have 127 potential sinks, as shown on the right (see </w:t>
       </w:r>
       <w:proofErr w:type="spellStart"/>
       <w:r>
@@ -394,11 +446,19 @@
     <w:p>
       <w:proofErr w:type="spellStart"/>
       <w:r>
-        <w:t>get_pos_data</w:t>
-      </w:r>
-      <w:proofErr w:type="spellEnd"/>
-      <w:r>
-        <w:t>: returns positional data for the data for all the trials (</w:t>
+        <w:t>get_pos_</w:t>
+      </w:r>
+      <w:proofErr w:type="gramStart"/>
+      <w:r>
+        <w:t>data</w:t>
+      </w:r>
+      <w:proofErr w:type="spellEnd"/>
+      <w:r>
+        <w:t>:</w:t>
+      </w:r>
+      <w:proofErr w:type="gramEnd"/>
+      <w:r>
+        <w:t xml:space="preserve"> returns positional data for the data for all the trials (</w:t>
       </w:r>
       <w:r>
         <w:t>'XY_HD_w_platforms.csv</w:t>
@@ -420,7 +480,15 @@
       </w:r>
       <w:proofErr w:type="spellEnd"/>
       <w:r>
-        <w:t xml:space="preserve">, it returns None. Suppose we are doing analysis on a two goal HCT animal and we want to look at the </w:t>
+        <w:t xml:space="preserve">, it returns None. Suppose we are doing analysis on a two goal HCT </w:t>
+      </w:r>
+      <w:proofErr w:type="gramStart"/>
+      <w:r>
+        <w:t>animal</w:t>
+      </w:r>
+      <w:proofErr w:type="gramEnd"/>
+      <w:r>
+        <w:t xml:space="preserve"> and we want to look at the </w:t>
       </w:r>
       <w:proofErr w:type="spellStart"/>
       <w:r>
@@ -452,7 +520,15 @@
       </w:r>
       <w:proofErr w:type="spellEnd"/>
       <w:r>
-        <w:t xml:space="preserve"> = “intervals”, we do the latter. Note that currently we don’t actually use the output of this, because we don’t plot the </w:t>
+        <w:t xml:space="preserve"> = “intervals”, we do the latter. Note that currently we don’t </w:t>
+      </w:r>
+      <w:proofErr w:type="gramStart"/>
+      <w:r>
+        <w:t>actually use</w:t>
+      </w:r>
+      <w:proofErr w:type="gramEnd"/>
+      <w:r>
+        <w:t xml:space="preserve"> the output of this, because we don’t plot the </w:t>
       </w:r>
       <w:proofErr w:type="spellStart"/>
       <w:r>
@@ -534,6 +610,7 @@
         <w:t xml:space="preserve">    if not </w:t>
       </w:r>
       <w:proofErr w:type="spellStart"/>
+      <w:proofErr w:type="gramStart"/>
       <w:r>
         <w:rPr>
           <w:rFonts w:ascii="Calibri" w:hAnsi="Calibri" w:cs="Calibri"/>
@@ -541,6 +618,7 @@
         <w:t>path.exists</w:t>
       </w:r>
       <w:proofErr w:type="spellEnd"/>
+      <w:proofErr w:type="gramEnd"/>
       <w:r>
         <w:rPr>
           <w:rFonts w:ascii="Calibri" w:hAnsi="Calibri" w:cs="Calibri"/>
@@ -565,16 +643,24 @@
         <w:rPr>
           <w:rFonts w:ascii="Calibri" w:hAnsi="Calibri" w:cs="Calibri"/>
         </w:rPr>
-        <w:t>turn_restricteddf_frames</w:t>
-      </w:r>
-      <w:proofErr w:type="spellEnd"/>
+        <w:t>turn_restricteddf_</w:t>
+      </w:r>
+      <w:proofErr w:type="gramStart"/>
       <w:r>
         <w:rPr>
           <w:rFonts w:ascii="Calibri" w:hAnsi="Calibri" w:cs="Calibri"/>
         </w:rPr>
+        <w:t>frames</w:t>
+      </w:r>
+      <w:proofErr w:type="spellEnd"/>
+      <w:r>
+        <w:rPr>
+          <w:rFonts w:ascii="Calibri" w:hAnsi="Calibri" w:cs="Calibri"/>
+        </w:rPr>
         <w:t>(</w:t>
       </w:r>
       <w:proofErr w:type="spellStart"/>
+      <w:proofErr w:type="gramEnd"/>
       <w:r>
         <w:rPr>
           <w:rFonts w:ascii="Calibri" w:hAnsi="Calibri" w:cs="Calibri"/>
@@ -644,17 +730,25 @@
         <w:t xml:space="preserve"> = </w:t>
       </w:r>
       <w:proofErr w:type="spellStart"/>
+      <w:proofErr w:type="gramStart"/>
       <w:r>
         <w:rPr>
           <w:rFonts w:ascii="Calibri" w:hAnsi="Calibri" w:cs="Calibri"/>
         </w:rPr>
-        <w:t>pd.read_csv</w:t>
-      </w:r>
-      <w:proofErr w:type="spellEnd"/>
+        <w:t>pd.read</w:t>
+      </w:r>
+      <w:proofErr w:type="gramEnd"/>
       <w:r>
         <w:rPr>
           <w:rFonts w:ascii="Calibri" w:hAnsi="Calibri" w:cs="Calibri"/>
         </w:rPr>
+        <w:t>_csv</w:t>
+      </w:r>
+      <w:proofErr w:type="spellEnd"/>
+      <w:r>
+        <w:rPr>
+          <w:rFonts w:ascii="Calibri" w:hAnsi="Calibri" w:cs="Calibri"/>
+        </w:rPr>
         <w:t>(path)</w:t>
       </w:r>
     </w:p>
@@ -664,11 +758,19 @@
           <w:rFonts w:cs="Calibri"/>
         </w:rPr>
       </w:pPr>
-      <w:r>
-        <w:rPr>
-          <w:rFonts w:cs="Calibri"/>
-        </w:rPr>
-        <w:t xml:space="preserve">So we have a </w:t>
+      <w:proofErr w:type="gramStart"/>
+      <w:r>
+        <w:rPr>
+          <w:rFonts w:cs="Calibri"/>
+        </w:rPr>
+        <w:t>So</w:t>
+      </w:r>
+      <w:proofErr w:type="gramEnd"/>
+      <w:r>
+        <w:rPr>
+          <w:rFonts w:cs="Calibri"/>
+        </w:rPr>
+        <w:t xml:space="preserve"> we have a </w:t>
       </w:r>
       <w:proofErr w:type="spellStart"/>
       <w:r>
@@ -847,14 +949,28 @@
         <w:rPr>
           <w:rFonts w:cs="Calibri"/>
         </w:rPr>
-        <w:t>translate_positions</w:t>
-      </w:r>
-      <w:proofErr w:type="spellEnd"/>
-      <w:r>
-        <w:rPr>
-          <w:rFonts w:cs="Calibri"/>
-        </w:rPr>
-        <w:t>()</w:t>
+        <w:t>translate_</w:t>
+      </w:r>
+      <w:proofErr w:type="gramStart"/>
+      <w:r>
+        <w:rPr>
+          <w:rFonts w:cs="Calibri"/>
+        </w:rPr>
+        <w:t>positions</w:t>
+      </w:r>
+      <w:proofErr w:type="spellEnd"/>
+      <w:r>
+        <w:rPr>
+          <w:rFonts w:cs="Calibri"/>
+        </w:rPr>
+        <w:t>(</w:t>
+      </w:r>
+      <w:proofErr w:type="gramEnd"/>
+      <w:r>
+        <w:rPr>
+          <w:rFonts w:cs="Calibri"/>
+        </w:rPr>
+        <w:t>)</w:t>
       </w:r>
     </w:p>
     <w:p>
@@ -881,7 +997,21 @@
         <w:rPr>
           <w:rFonts w:cs="Calibri"/>
         </w:rPr>
-        <w:t xml:space="preserve"> positions, whilst there's 61 platforms. So platform 1-61 doesn't map to the </w:t>
+        <w:t xml:space="preserve"> positions, whilst there's 61 platforms. </w:t>
+      </w:r>
+      <w:proofErr w:type="gramStart"/>
+      <w:r>
+        <w:rPr>
+          <w:rFonts w:cs="Calibri"/>
+        </w:rPr>
+        <w:t>So</w:t>
+      </w:r>
+      <w:proofErr w:type="gramEnd"/>
+      <w:r>
+        <w:rPr>
+          <w:rFonts w:cs="Calibri"/>
+        </w:rPr>
+        <w:t xml:space="preserve"> platform 1-61 doesn't map to the </w:t>
       </w:r>
       <w:proofErr w:type="spellStart"/>
       <w:r>
@@ -1109,7 +1239,14 @@
         <w:rPr>
           <w:rFonts w:cs="Calibri"/>
         </w:rPr>
-        <w:t>get_dir_allframes</w:t>
+        <w:t>get_dir_</w:t>
+      </w:r>
+      <w:proofErr w:type="gramStart"/>
+      <w:r>
+        <w:rPr>
+          <w:rFonts w:cs="Calibri"/>
+        </w:rPr>
+        <w:t>allframes</w:t>
       </w:r>
       <w:proofErr w:type="spellEnd"/>
       <w:r>
@@ -1119,6 +1256,7 @@
         <w:t>(</w:t>
       </w:r>
       <w:proofErr w:type="spellStart"/>
+      <w:proofErr w:type="gramEnd"/>
       <w:r>
         <w:rPr>
           <w:rFonts w:cs="Calibri"/>
@@ -1201,9 +1339,183 @@
         <w:rPr>
           <w:rFonts w:cs="Calibri"/>
         </w:rPr>
-        <w:t xml:space="preserve">k (we’re only interested in the relative one).  The array output is the following : </w:t>
-      </w:r>
-      <w:proofErr w:type="spellStart"/>
+        <w:t xml:space="preserve">k (we’re only interested in the relative one).  The array output is the </w:t>
+      </w:r>
+      <w:proofErr w:type="gramStart"/>
+      <w:r>
+        <w:rPr>
+          <w:rFonts w:cs="Calibri"/>
+        </w:rPr>
+        <w:t>following :</w:t>
+      </w:r>
+      <w:proofErr w:type="gramEnd"/>
+      <w:r>
+        <w:rPr>
+          <w:rFonts w:cs="Calibri"/>
+        </w:rPr>
+        <w:t xml:space="preserve"> </w:t>
+      </w:r>
+      <w:proofErr w:type="spellStart"/>
+      <w:r>
+        <w:rPr>
+          <w:rFonts w:cs="Calibri"/>
+        </w:rPr>
+        <w:t>reldir_</w:t>
+      </w:r>
+      <w:proofErr w:type="gramStart"/>
+      <w:r>
+        <w:rPr>
+          <w:rFonts w:cs="Calibri"/>
+        </w:rPr>
+        <w:t>allframes</w:t>
+      </w:r>
+      <w:proofErr w:type="spellEnd"/>
+      <w:r>
+        <w:rPr>
+          <w:rFonts w:cs="Calibri"/>
+        </w:rPr>
+        <w:t xml:space="preserve"> :</w:t>
+      </w:r>
+      <w:proofErr w:type="gramEnd"/>
+      <w:r>
+        <w:rPr>
+          <w:rFonts w:cs="Calibri"/>
+        </w:rPr>
+        <w:t xml:space="preserve"> (</w:t>
+      </w:r>
+      <w:proofErr w:type="spellStart"/>
+      <w:r>
+        <w:rPr>
+          <w:rFonts w:cs="Calibri"/>
+        </w:rPr>
+        <w:t>n_frames</w:t>
+      </w:r>
+      <w:proofErr w:type="spellEnd"/>
+      <w:r>
+        <w:rPr>
+          <w:rFonts w:cs="Calibri"/>
+        </w:rPr>
+        <w:t xml:space="preserve">, </w:t>
+      </w:r>
+      <w:proofErr w:type="spellStart"/>
+      <w:r>
+        <w:rPr>
+          <w:rFonts w:cs="Calibri"/>
+        </w:rPr>
+        <w:t>n_sinks</w:t>
+      </w:r>
+      <w:proofErr w:type="spellEnd"/>
+      <w:r>
+        <w:rPr>
+          <w:rFonts w:cs="Calibri"/>
+        </w:rPr>
+        <w:t xml:space="preserve">) </w:t>
+      </w:r>
+      <w:proofErr w:type="spellStart"/>
+      <w:r>
+        <w:rPr>
+          <w:rFonts w:cs="Calibri"/>
+        </w:rPr>
+        <w:t>ndarray</w:t>
+      </w:r>
+      <w:proofErr w:type="spellEnd"/>
+      <w:r>
+        <w:rPr>
+          <w:rFonts w:cs="Calibri"/>
+        </w:rPr>
+        <w:t xml:space="preserve">. </w:t>
+      </w:r>
+      <w:r>
+        <w:rPr>
+          <w:rFonts w:cs="Calibri"/>
+        </w:rPr>
+        <w:t xml:space="preserve"> Relative direction (radians) between head direction and sink direction.</w:t>
+      </w:r>
+      <w:r>
+        <w:rPr>
+          <w:rFonts w:cs="Calibri"/>
+        </w:rPr>
+        <w:t xml:space="preserve"> </w:t>
+      </w:r>
+      <w:proofErr w:type="gramStart"/>
+      <w:r>
+        <w:rPr>
+          <w:rFonts w:cs="Calibri"/>
+        </w:rPr>
+        <w:t>So</w:t>
+      </w:r>
+      <w:proofErr w:type="gramEnd"/>
+      <w:r>
+        <w:rPr>
+          <w:rFonts w:cs="Calibri"/>
+        </w:rPr>
+        <w:t xml:space="preserve"> it answers the question, for this frame and this sink, what was the </w:t>
+      </w:r>
+      <w:proofErr w:type="spellStart"/>
+      <w:r>
+        <w:rPr>
+          <w:rFonts w:cs="Calibri"/>
+        </w:rPr>
+        <w:t>hd</w:t>
+      </w:r>
+      <w:proofErr w:type="spellEnd"/>
+      <w:r>
+        <w:rPr>
+          <w:rFonts w:cs="Calibri"/>
+        </w:rPr>
+        <w:t xml:space="preserve"> of the animal relative to this sink?</w:t>
+      </w:r>
+    </w:p>
+    <w:p>
+      <w:pPr>
+        <w:rPr>
+          <w:rFonts w:cs="Calibri"/>
+        </w:rPr>
+      </w:pPr>
+    </w:p>
+    <w:p>
+      <w:pPr>
+        <w:rPr>
+          <w:rFonts w:cs="Calibri"/>
+        </w:rPr>
+      </w:pPr>
+      <w:proofErr w:type="spellStart"/>
+      <w:r>
+        <w:rPr>
+          <w:rFonts w:cs="Calibri"/>
+        </w:rPr>
+        <w:t>reldir_occ_wholemaze</w:t>
+      </w:r>
+      <w:proofErr w:type="spellEnd"/>
+      <w:r>
+        <w:rPr>
+          <w:rFonts w:cs="Calibri"/>
+        </w:rPr>
+        <w:t xml:space="preserve"> = </w:t>
+      </w:r>
+      <w:proofErr w:type="spellStart"/>
+      <w:r>
+        <w:rPr>
+          <w:rFonts w:cs="Calibri"/>
+        </w:rPr>
+        <w:t>get_reldir_occ_</w:t>
+      </w:r>
+      <w:proofErr w:type="gramStart"/>
+      <w:r>
+        <w:rPr>
+          <w:rFonts w:cs="Calibri"/>
+        </w:rPr>
+        <w:t>wholemaze</w:t>
+      </w:r>
+      <w:proofErr w:type="spellEnd"/>
+      <w:r>
+        <w:rPr>
+          <w:rFonts w:cs="Calibri"/>
+        </w:rPr>
+        <w:t>(</w:t>
+      </w:r>
+      <w:proofErr w:type="spellStart"/>
+      <w:proofErr w:type="gramEnd"/>
       <w:r>
         <w:rPr>
           <w:rFonts w:cs="Calibri"/>
@@ -1215,20 +1527,6 @@
         <w:rPr>
           <w:rFonts w:cs="Calibri"/>
         </w:rPr>
-        <w:t xml:space="preserve"> : (</w:t>
-      </w:r>
-      <w:proofErr w:type="spellStart"/>
-      <w:r>
-        <w:rPr>
-          <w:rFonts w:cs="Calibri"/>
-        </w:rPr>
-        <w:t>n_frames</w:t>
-      </w:r>
-      <w:proofErr w:type="spellEnd"/>
-      <w:r>
-        <w:rPr>
-          <w:rFonts w:cs="Calibri"/>
-        </w:rPr>
         <w:t xml:space="preserve">, </w:t>
       </w:r>
       <w:proofErr w:type="spellStart"/>
@@ -1236,40 +1534,51 @@
         <w:rPr>
           <w:rFonts w:cs="Calibri"/>
         </w:rPr>
-        <w:t>n_sinks</w:t>
-      </w:r>
-      <w:proofErr w:type="spellEnd"/>
-      <w:r>
-        <w:rPr>
-          <w:rFonts w:cs="Calibri"/>
-        </w:rPr>
-        <w:t xml:space="preserve">) </w:t>
-      </w:r>
-      <w:proofErr w:type="spellStart"/>
-      <w:r>
-        <w:rPr>
-          <w:rFonts w:cs="Calibri"/>
-        </w:rPr>
-        <w:t>ndarray</w:t>
-      </w:r>
-      <w:proofErr w:type="spellEnd"/>
-      <w:r>
-        <w:rPr>
-          <w:rFonts w:cs="Calibri"/>
-        </w:rPr>
-        <w:t xml:space="preserve">. </w:t>
-      </w:r>
-      <w:r>
-        <w:rPr>
-          <w:rFonts w:cs="Calibri"/>
-        </w:rPr>
-        <w:t xml:space="preserve"> Relative direction (radians) between head direction and sink direction.</w:t>
-      </w:r>
-      <w:r>
-        <w:rPr>
-          <w:rFonts w:cs="Calibri"/>
-        </w:rPr>
-        <w:t xml:space="preserve"> So it answers the question, for this frame and this sink, what was the </w:t>
+        <w:t>direction_bins</w:t>
+      </w:r>
+      <w:proofErr w:type="spellEnd"/>
+      <w:r>
+        <w:rPr>
+          <w:rFonts w:cs="Calibri"/>
+        </w:rPr>
+        <w:t>)</w:t>
+      </w:r>
+    </w:p>
+    <w:p>
+      <w:pPr>
+        <w:rPr>
+          <w:rFonts w:cs="Calibri"/>
+        </w:rPr>
+      </w:pPr>
+      <w:r>
+        <w:rPr>
+          <w:rFonts w:cs="Calibri"/>
+        </w:rPr>
+        <w:t>Compute whole-maze relative direction occupancy per sink.</w:t>
+      </w:r>
+      <w:r>
+        <w:rPr>
+          <w:rFonts w:cs="Calibri"/>
+        </w:rPr>
+        <w:t xml:space="preserve"> </w:t>
+      </w:r>
+      <w:r>
+        <w:rPr>
+          <w:rFonts w:cs="Calibri"/>
+        </w:rPr>
+        <w:t xml:space="preserve"> Uses all frames (not separated by platform) and bins relative directions to obtain frame-count occupancy histograms.</w:t>
+      </w:r>
+      <w:r>
+        <w:rPr>
+          <w:rFonts w:cs="Calibri"/>
+        </w:rPr>
+        <w:t xml:space="preserve"> Answers the question: ‘for each sink, t</w:t>
+      </w:r>
+      <w:r>
+        <w:rPr>
+          <w:rFonts w:cs="Calibri"/>
+        </w:rPr>
+        <w:t xml:space="preserve">hroughout all trials, what was the </w:t>
       </w:r>
       <w:proofErr w:type="spellStart"/>
       <w:r>
@@ -1283,28 +1592,62 @@
         <w:rPr>
           <w:rFonts w:cs="Calibri"/>
         </w:rPr>
-        <w:t xml:space="preserve"> of the animal relative to this sink?</w:t>
-      </w:r>
-    </w:p>
-    <w:p>
-      <w:pPr>
-        <w:rPr>
-          <w:rFonts w:cs="Calibri"/>
-        </w:rPr>
-      </w:pPr>
-    </w:p>
-    <w:p>
-      <w:pPr>
-        <w:rPr>
-          <w:rFonts w:cs="Calibri"/>
-        </w:rPr>
-      </w:pPr>
-      <w:proofErr w:type="spellStart"/>
-      <w:r>
-        <w:rPr>
-          <w:rFonts w:cs="Calibri"/>
-        </w:rPr>
-        <w:t>reldir_occ_wholemaze</w:t>
+        <w:t xml:space="preserve"> of the animal relative to this sink</w:t>
+      </w:r>
+      <w:r>
+        <w:rPr>
+          <w:rFonts w:cs="Calibri"/>
+        </w:rPr>
+        <w:t>?</w:t>
+      </w:r>
+      <w:proofErr w:type="gramStart"/>
+      <w:r>
+        <w:rPr>
+          <w:rFonts w:cs="Calibri"/>
+        </w:rPr>
+        <w:t>’ .</w:t>
+      </w:r>
+      <w:proofErr w:type="gramEnd"/>
+      <w:r>
+        <w:rPr>
+          <w:rFonts w:cs="Calibri"/>
+        </w:rPr>
+        <w:t xml:space="preserve"> </w:t>
+      </w:r>
+      <w:proofErr w:type="gramStart"/>
+      <w:r>
+        <w:rPr>
+          <w:rFonts w:cs="Calibri"/>
+        </w:rPr>
+        <w:t>Its</w:t>
+      </w:r>
+      <w:proofErr w:type="gramEnd"/>
+      <w:r>
+        <w:rPr>
+          <w:rFonts w:cs="Calibri"/>
+        </w:rPr>
+        <w:t xml:space="preserve"> used as the control distribution for method 3. </w:t>
+      </w:r>
+    </w:p>
+    <w:p>
+      <w:pPr>
+        <w:rPr>
+          <w:rFonts w:cs="Calibri"/>
+        </w:rPr>
+      </w:pPr>
+    </w:p>
+    <w:p>
+      <w:pPr>
+        <w:rPr>
+          <w:rFonts w:cs="Calibri"/>
+        </w:rPr>
+      </w:pPr>
+      <w:proofErr w:type="spellStart"/>
+      <w:r>
+        <w:rPr>
+          <w:rFonts w:cs="Calibri"/>
+        </w:rPr>
+        <w:t>reldir_bin_idx</w:t>
       </w:r>
       <w:proofErr w:type="spellEnd"/>
       <w:r>
@@ -1318,7 +1661,14 @@
         <w:rPr>
           <w:rFonts w:cs="Calibri"/>
         </w:rPr>
-        <w:t>get_reldir_occ_wholemaze</w:t>
+        <w:t>get_reldir_bin_</w:t>
+      </w:r>
+      <w:proofErr w:type="gramStart"/>
+      <w:r>
+        <w:rPr>
+          <w:rFonts w:cs="Calibri"/>
+        </w:rPr>
+        <w:t>idx</w:t>
       </w:r>
       <w:proofErr w:type="spellEnd"/>
       <w:r>
@@ -1328,6 +1678,7 @@
         <w:t>(</w:t>
       </w:r>
       <w:proofErr w:type="spellStart"/>
+      <w:proofErr w:type="gramEnd"/>
       <w:r>
         <w:rPr>
           <w:rFonts w:cs="Calibri"/>
@@ -1362,11 +1713,102 @@
           <w:rFonts w:cs="Calibri"/>
         </w:rPr>
       </w:pPr>
-      <w:r>
-        <w:rPr>
-          <w:rFonts w:cs="Calibri"/>
-        </w:rPr>
-        <w:t>Compute whole-maze relative direction occupancy per sink.</w:t>
+      <w:proofErr w:type="gramStart"/>
+      <w:r>
+        <w:rPr>
+          <w:rFonts w:cs="Calibri"/>
+        </w:rPr>
+        <w:t>So</w:t>
+      </w:r>
+      <w:proofErr w:type="gramEnd"/>
+      <w:r>
+        <w:rPr>
+          <w:rFonts w:cs="Calibri"/>
+        </w:rPr>
+        <w:t xml:space="preserve"> we already have </w:t>
+      </w:r>
+      <w:proofErr w:type="spellStart"/>
+      <w:r>
+        <w:rPr>
+          <w:rFonts w:cs="Calibri"/>
+        </w:rPr>
+        <w:t>reldir_allframes</w:t>
+      </w:r>
+      <w:proofErr w:type="spellEnd"/>
+      <w:r>
+        <w:rPr>
+          <w:rFonts w:cs="Calibri"/>
+        </w:rPr>
+        <w:t xml:space="preserve">, which contains the relative HD to each sink for each frame. Now instead of looking for the relative HD, we want to instead replace that value with the bin in </w:t>
+      </w:r>
+      <w:proofErr w:type="spellStart"/>
+      <w:r>
+        <w:rPr>
+          <w:rFonts w:cs="Calibri"/>
+        </w:rPr>
+        <w:t>directions_bins</w:t>
+      </w:r>
+      <w:proofErr w:type="spellEnd"/>
+      <w:r>
+        <w:rPr>
+          <w:rFonts w:cs="Calibri"/>
+        </w:rPr>
+        <w:t xml:space="preserve"> that this relative HD would fall into. Direction bins </w:t>
+      </w:r>
+      <w:proofErr w:type="gramStart"/>
+      <w:r>
+        <w:rPr>
+          <w:rFonts w:cs="Calibri"/>
+        </w:rPr>
+        <w:t>has</w:t>
+      </w:r>
+      <w:proofErr w:type="gramEnd"/>
+      <w:r>
+        <w:rPr>
+          <w:rFonts w:cs="Calibri"/>
+        </w:rPr>
+        <w:t xml:space="preserve"> the 12 bins from -pi to pi. </w:t>
+      </w:r>
+      <w:proofErr w:type="gramStart"/>
+      <w:r>
+        <w:rPr>
+          <w:rFonts w:cs="Calibri"/>
+        </w:rPr>
+        <w:t>So</w:t>
+      </w:r>
+      <w:proofErr w:type="gramEnd"/>
+      <w:r>
+        <w:rPr>
+          <w:rFonts w:cs="Calibri"/>
+        </w:rPr>
+        <w:t xml:space="preserve"> say that a relative HD value is -pi, it would fall into the 0</w:t>
+      </w:r>
+      <w:r>
+        <w:rPr>
+          <w:rFonts w:cs="Calibri"/>
+          <w:vertAlign w:val="superscript"/>
+        </w:rPr>
+        <w:t>th</w:t>
+      </w:r>
+      <w:r>
+        <w:rPr>
+          <w:rFonts w:cs="Calibri"/>
+        </w:rPr>
+        <w:t xml:space="preserve"> bin. This distribution is used later for the second method, </w:t>
+      </w:r>
+      <w:proofErr w:type="gramStart"/>
+      <w:r>
+        <w:rPr>
+          <w:rFonts w:cs="Calibri"/>
+        </w:rPr>
+        <w:t>in order to</w:t>
+      </w:r>
+      <w:proofErr w:type="gramEnd"/>
+      <w:r>
+        <w:rPr>
+          <w:rFonts w:cs="Calibri"/>
+        </w:rPr>
+        <w:t xml:space="preserve"> quickly compute a control distribution. </w:t>
       </w:r>
       <w:r>
         <w:rPr>
@@ -1374,78 +1816,33 @@
         </w:rPr>
         <w:t xml:space="preserve"> </w:t>
       </w:r>
-      <w:r>
-        <w:rPr>
-          <w:rFonts w:cs="Calibri"/>
-        </w:rPr>
-        <w:t xml:space="preserve"> Uses all frames (not separated by platform) and bins relative directions to obtain frame-count occupancy histograms.</w:t>
-      </w:r>
-      <w:r>
-        <w:rPr>
-          <w:rFonts w:cs="Calibri"/>
-        </w:rPr>
-        <w:t xml:space="preserve"> Answers the question: ‘for each sink, t</w:t>
-      </w:r>
-      <w:r>
-        <w:rPr>
-          <w:rFonts w:cs="Calibri"/>
-        </w:rPr>
-        <w:t xml:space="preserve">hroughout all trials, what was the </w:t>
-      </w:r>
-      <w:proofErr w:type="spellStart"/>
-      <w:r>
-        <w:rPr>
-          <w:rFonts w:cs="Calibri"/>
-        </w:rPr>
-        <w:t>hd</w:t>
-      </w:r>
-      <w:proofErr w:type="spellEnd"/>
-      <w:r>
-        <w:rPr>
-          <w:rFonts w:cs="Calibri"/>
-        </w:rPr>
-        <w:t xml:space="preserve"> of the animal relative to this sink</w:t>
-      </w:r>
-      <w:r>
-        <w:rPr>
-          <w:rFonts w:cs="Calibri"/>
-        </w:rPr>
-        <w:t xml:space="preserve">?’ . Its used as the control distribution for method 3. </w:t>
-      </w:r>
-    </w:p>
-    <w:p>
-      <w:pPr>
-        <w:rPr>
-          <w:rFonts w:cs="Calibri"/>
-        </w:rPr>
-      </w:pPr>
-    </w:p>
-    <w:p>
-      <w:pPr>
-        <w:rPr>
-          <w:rFonts w:cs="Calibri"/>
-        </w:rPr>
-      </w:pPr>
-      <w:proofErr w:type="spellStart"/>
-      <w:r>
-        <w:rPr>
-          <w:rFonts w:cs="Calibri"/>
-        </w:rPr>
-        <w:t>reldir_bin_idx</w:t>
-      </w:r>
-      <w:proofErr w:type="spellEnd"/>
-      <w:r>
-        <w:rPr>
-          <w:rFonts w:cs="Calibri"/>
-        </w:rPr>
-        <w:t xml:space="preserve"> = </w:t>
-      </w:r>
-      <w:proofErr w:type="spellStart"/>
-      <w:r>
-        <w:rPr>
-          <w:rFonts w:cs="Calibri"/>
-        </w:rPr>
-        <w:t>get_reldir_bin_idx</w:t>
+    </w:p>
+    <w:p>
+      <w:pPr>
+        <w:rPr>
+          <w:rFonts w:cs="Calibri"/>
+        </w:rPr>
+      </w:pPr>
+    </w:p>
+    <w:p>
+      <w:pPr>
+        <w:rPr>
+          <w:rFonts w:cs="Calibri"/>
+        </w:rPr>
+      </w:pPr>
+      <w:proofErr w:type="spellStart"/>
+      <w:r>
+        <w:rPr>
+          <w:rFonts w:cs="Calibri"/>
+        </w:rPr>
+        <w:t>calculate_reldir_by_</w:t>
+      </w:r>
+      <w:proofErr w:type="gramStart"/>
+      <w:r>
+        <w:rPr>
+          <w:rFonts w:cs="Calibri"/>
+        </w:rPr>
+        <w:t>pos</w:t>
       </w:r>
       <w:proofErr w:type="spellEnd"/>
       <w:r>
@@ -1454,127 +1851,18 @@
         </w:rPr>
         <w:t>(</w:t>
       </w:r>
-      <w:proofErr w:type="spellStart"/>
-      <w:r>
-        <w:rPr>
-          <w:rFonts w:cs="Calibri"/>
-        </w:rPr>
-        <w:t>reldir_allframes</w:t>
-      </w:r>
-      <w:proofErr w:type="spellEnd"/>
-      <w:r>
-        <w:rPr>
-          <w:rFonts w:cs="Calibri"/>
-        </w:rPr>
-        <w:t xml:space="preserve">, </w:t>
-      </w:r>
-      <w:proofErr w:type="spellStart"/>
-      <w:r>
-        <w:rPr>
-          <w:rFonts w:cs="Calibri"/>
-        </w:rPr>
-        <w:t>direction_bins</w:t>
-      </w:r>
-      <w:proofErr w:type="spellEnd"/>
+      <w:r>
+        <w:rPr>
+          <w:rFonts w:cs="Calibri"/>
+        </w:rPr>
+        <w:t>…..</w:t>
+      </w:r>
+      <w:proofErr w:type="gramEnd"/>
       <w:r>
         <w:rPr>
           <w:rFonts w:cs="Calibri"/>
         </w:rPr>
         <w:t>)</w:t>
-      </w:r>
-    </w:p>
-    <w:p>
-      <w:pPr>
-        <w:rPr>
-          <w:rFonts w:cs="Calibri"/>
-        </w:rPr>
-      </w:pPr>
-      <w:r>
-        <w:rPr>
-          <w:rFonts w:cs="Calibri"/>
-        </w:rPr>
-        <w:t xml:space="preserve">So we already have </w:t>
-      </w:r>
-      <w:proofErr w:type="spellStart"/>
-      <w:r>
-        <w:rPr>
-          <w:rFonts w:cs="Calibri"/>
-        </w:rPr>
-        <w:t>reldir_allframes</w:t>
-      </w:r>
-      <w:proofErr w:type="spellEnd"/>
-      <w:r>
-        <w:rPr>
-          <w:rFonts w:cs="Calibri"/>
-        </w:rPr>
-        <w:t xml:space="preserve">, which contains the relative HD to each sink for each frame. Now instead of looking for the relative HD, we want to instead replace that value with the bin in </w:t>
-      </w:r>
-      <w:proofErr w:type="spellStart"/>
-      <w:r>
-        <w:rPr>
-          <w:rFonts w:cs="Calibri"/>
-        </w:rPr>
-        <w:t>directions_bins</w:t>
-      </w:r>
-      <w:proofErr w:type="spellEnd"/>
-      <w:r>
-        <w:rPr>
-          <w:rFonts w:cs="Calibri"/>
-        </w:rPr>
-        <w:t xml:space="preserve"> that this relative HD would fall into. Direction bins has the 12 bins from -pi to pi. So say that a relative HD value is -pi, it would fall into the 0</w:t>
-      </w:r>
-      <w:r>
-        <w:rPr>
-          <w:rFonts w:cs="Calibri"/>
-          <w:vertAlign w:val="superscript"/>
-        </w:rPr>
-        <w:t>th</w:t>
-      </w:r>
-      <w:r>
-        <w:rPr>
-          <w:rFonts w:cs="Calibri"/>
-        </w:rPr>
-        <w:t xml:space="preserve"> bin. This distribution is used later for the second method, in order to quickly compute a control distribution. </w:t>
-      </w:r>
-      <w:r>
-        <w:rPr>
-          <w:rFonts w:cs="Calibri"/>
-        </w:rPr>
-        <w:t xml:space="preserve"> </w:t>
-      </w:r>
-    </w:p>
-    <w:p>
-      <w:pPr>
-        <w:rPr>
-          <w:rFonts w:cs="Calibri"/>
-        </w:rPr>
-      </w:pPr>
-    </w:p>
-    <w:p>
-      <w:pPr>
-        <w:rPr>
-          <w:rFonts w:cs="Calibri"/>
-        </w:rPr>
-      </w:pPr>
-      <w:proofErr w:type="spellStart"/>
-      <w:r>
-        <w:rPr>
-          <w:rFonts w:cs="Calibri"/>
-        </w:rPr>
-        <w:t>calculate_reldir_by_pos</w:t>
-      </w:r>
-      <w:proofErr w:type="spellEnd"/>
-      <w:r>
-        <w:rPr>
-          <w:rFonts w:cs="Calibri"/>
-        </w:rPr>
-        <w:t>(</w:t>
-      </w:r>
-      <w:r>
-        <w:rPr>
-          <w:rFonts w:cs="Calibri"/>
-        </w:rPr>
-        <w:t>…..)</w:t>
       </w:r>
     </w:p>
     <w:p>
@@ -1623,7 +1911,21 @@
         <w:rPr>
           <w:rFonts w:cs="Calibri"/>
         </w:rPr>
-        <w:t>For each candidate sink (n = 127) and each platform (n = 61),  calculates the time spent in each relative-direction bin (</w:t>
+        <w:t>For each candidate sink (n = 127) and each platform (n = 61</w:t>
+      </w:r>
+      <w:proofErr w:type="gramStart"/>
+      <w:r>
+        <w:rPr>
+          <w:rFonts w:cs="Calibri"/>
+        </w:rPr>
+        <w:t>),  calculates</w:t>
+      </w:r>
+      <w:proofErr w:type="gramEnd"/>
+      <w:r>
+        <w:rPr>
+          <w:rFonts w:cs="Calibri"/>
+        </w:rPr>
+        <w:t xml:space="preserve"> the time spent in each relative-direction bin (</w:t>
       </w:r>
       <w:proofErr w:type="spellStart"/>
       <w:r>
@@ -1633,11 +1935,19 @@
         <w:t>n_dir_bins</w:t>
       </w:r>
       <w:proofErr w:type="spellEnd"/>
-      <w:r>
-        <w:rPr>
-          <w:rFonts w:cs="Calibri"/>
-        </w:rPr>
-        <w:t>),where relative direction is defined</w:t>
+      <w:proofErr w:type="gramStart"/>
+      <w:r>
+        <w:rPr>
+          <w:rFonts w:cs="Calibri"/>
+        </w:rPr>
+        <w:t>),where</w:t>
+      </w:r>
+      <w:proofErr w:type="gramEnd"/>
+      <w:r>
+        <w:rPr>
+          <w:rFonts w:cs="Calibri"/>
+        </w:rPr>
+        <w:t xml:space="preserve"> relative direction is defined</w:t>
       </w:r>
       <w:r>
         <w:rPr>
@@ -1683,7 +1993,21 @@
         <w:rPr>
           <w:rFonts w:cs="Calibri"/>
         </w:rPr>
-        <w:t xml:space="preserve"> So before we were looking at frames. Now, we are starting to look at which platform the animal is on.  This is used in method 1 and in method 2 (not in method 3, because in method 3 the platform bins don’t matter).</w:t>
+        <w:t xml:space="preserve"> </w:t>
+      </w:r>
+      <w:proofErr w:type="gramStart"/>
+      <w:r>
+        <w:rPr>
+          <w:rFonts w:cs="Calibri"/>
+        </w:rPr>
+        <w:t>So</w:t>
+      </w:r>
+      <w:proofErr w:type="gramEnd"/>
+      <w:r>
+        <w:rPr>
+          <w:rFonts w:cs="Calibri"/>
+        </w:rPr>
+        <w:t xml:space="preserve"> before we were looking at frames. Now, we are starting to look at which platform the animal is on.  This is used in method 1 and in method 2 (not in method 3, because in method 3 the platform bins don’t matter).</w:t>
       </w:r>
     </w:p>
     <w:p>
@@ -1716,7 +2040,21 @@
         <w:rPr>
           <w:rFonts w:cs="Calibri"/>
         </w:rPr>
-        <w:t xml:space="preserve">So now we loop over all of the methods. We obtain the </w:t>
+        <w:t xml:space="preserve">So now we loop over </w:t>
+      </w:r>
+      <w:proofErr w:type="gramStart"/>
+      <w:r>
+        <w:rPr>
+          <w:rFonts w:cs="Calibri"/>
+        </w:rPr>
+        <w:t>all of</w:t>
+      </w:r>
+      <w:proofErr w:type="gramEnd"/>
+      <w:r>
+        <w:rPr>
+          <w:rFonts w:cs="Calibri"/>
+        </w:rPr>
+        <w:t xml:space="preserve"> the methods. We obtain the </w:t>
       </w:r>
       <w:proofErr w:type="spellStart"/>
       <w:r>
@@ -1758,11 +2096,15 @@
       <w:pPr>
         <w:rPr>
           <w:rFonts w:cs="Calibri"/>
-        </w:rPr>
-      </w:pPr>
-      <w:r>
-        <w:rPr>
-          <w:rFonts w:cs="Calibri"/>
+          <w:sz w:val="28"/>
+          <w:szCs w:val="28"/>
+        </w:rPr>
+      </w:pPr>
+      <w:r>
+        <w:rPr>
+          <w:rFonts w:cs="Calibri"/>
+          <w:sz w:val="28"/>
+          <w:szCs w:val="28"/>
         </w:rPr>
         <w:t xml:space="preserve">METHOD 1: </w:t>
       </w:r>
@@ -1770,6 +2112,8 @@
       <w:r>
         <w:rPr>
           <w:rFonts w:cs="Calibri"/>
+          <w:sz w:val="28"/>
+          <w:szCs w:val="28"/>
         </w:rPr>
         <w:t>find_consink</w:t>
       </w:r>
@@ -1793,7 +2137,21 @@
         <w:rPr>
           <w:rFonts w:cs="Calibri"/>
         </w:rPr>
-        <w:t xml:space="preserve">: this checks whether all of the </w:t>
+        <w:t xml:space="preserve">: this checks whether </w:t>
+      </w:r>
+      <w:proofErr w:type="gramStart"/>
+      <w:r>
+        <w:rPr>
+          <w:rFonts w:cs="Calibri"/>
+        </w:rPr>
+        <w:t>all of</w:t>
+      </w:r>
+      <w:proofErr w:type="gramEnd"/>
+      <w:r>
+        <w:rPr>
+          <w:rFonts w:cs="Calibri"/>
+        </w:rPr>
+        <w:t xml:space="preserve"> the </w:t>
       </w:r>
       <w:proofErr w:type="spellStart"/>
       <w:r>
@@ -1911,7 +2269,14 @@
         <w:rPr>
           <w:rFonts w:cs="Calibri"/>
         </w:rPr>
-        <w:t>rel_dir_ctrl_distribution_all_sinks</w:t>
+        <w:t>rel_dir_ctrl_distribution_all_</w:t>
+      </w:r>
+      <w:proofErr w:type="gramStart"/>
+      <w:r>
+        <w:rPr>
+          <w:rFonts w:cs="Calibri"/>
+        </w:rPr>
+        <w:t>sinks</w:t>
       </w:r>
       <w:proofErr w:type="spellEnd"/>
       <w:r>
@@ -1921,6 +2286,7 @@
         <w:t>(</w:t>
       </w:r>
       <w:proofErr w:type="spellStart"/>
+      <w:proofErr w:type="gramEnd"/>
       <w:r>
         <w:rPr>
           <w:rFonts w:cs="Calibri"/>
@@ -1959,7 +2325,35 @@
         <w:rPr>
           <w:rFonts w:cs="Calibri"/>
         </w:rPr>
-        <w:t xml:space="preserve">This is Jake’s method. So what we do is we look over all the platforms, and see how often the cell spikes on that platform (that’s what we use </w:t>
+        <w:t xml:space="preserve">This is Jake’s method. </w:t>
+      </w:r>
+      <w:proofErr w:type="gramStart"/>
+      <w:r>
+        <w:rPr>
+          <w:rFonts w:cs="Calibri"/>
+        </w:rPr>
+        <w:t>So</w:t>
+      </w:r>
+      <w:proofErr w:type="gramEnd"/>
+      <w:r>
+        <w:rPr>
+          <w:rFonts w:cs="Calibri"/>
+        </w:rPr>
+        <w:t xml:space="preserve"> what we do is we look over all the </w:t>
+      </w:r>
+      <w:proofErr w:type="gramStart"/>
+      <w:r>
+        <w:rPr>
+          <w:rFonts w:cs="Calibri"/>
+        </w:rPr>
+        <w:t>platforms, and</w:t>
+      </w:r>
+      <w:proofErr w:type="gramEnd"/>
+      <w:r>
+        <w:rPr>
+          <w:rFonts w:cs="Calibri"/>
+        </w:rPr>
+        <w:t xml:space="preserve"> see how often the cell spikes on that platform (that’s what we use </w:t>
       </w:r>
       <w:proofErr w:type="spellStart"/>
       <w:r>
@@ -1987,21 +2381,35 @@
         <w:rPr>
           <w:rFonts w:cs="Calibri"/>
         </w:rPr>
-        <w:t xml:space="preserve"> for that platform by the number of spikes fired. So for each sink, you will scale </w:t>
-      </w:r>
-      <w:proofErr w:type="spellStart"/>
-      <w:r>
-        <w:rPr>
-          <w:rFonts w:cs="Calibri"/>
-        </w:rPr>
-        <w:t>its</w:t>
-      </w:r>
-      <w:proofErr w:type="spellEnd"/>
-      <w:r>
-        <w:rPr>
-          <w:rFonts w:cs="Calibri"/>
-        </w:rPr>
-        <w:t xml:space="preserve">  distributions for that platform. That is then summed across all platforms.  </w:t>
+        <w:t xml:space="preserve"> for that platform by the number of spikes fired. </w:t>
+      </w:r>
+      <w:proofErr w:type="gramStart"/>
+      <w:r>
+        <w:rPr>
+          <w:rFonts w:cs="Calibri"/>
+        </w:rPr>
+        <w:t>So</w:t>
+      </w:r>
+      <w:proofErr w:type="gramEnd"/>
+      <w:r>
+        <w:rPr>
+          <w:rFonts w:cs="Calibri"/>
+        </w:rPr>
+        <w:t xml:space="preserve"> for each sink, you will scale </w:t>
+      </w:r>
+      <w:proofErr w:type="gramStart"/>
+      <w:r>
+        <w:rPr>
+          <w:rFonts w:cs="Calibri"/>
+        </w:rPr>
+        <w:t>its  distributions</w:t>
+      </w:r>
+      <w:proofErr w:type="gramEnd"/>
+      <w:r>
+        <w:rPr>
+          <w:rFonts w:cs="Calibri"/>
+        </w:rPr>
+        <w:t xml:space="preserve"> for that platform. That is then summed across all platforms.  </w:t>
       </w:r>
       <w:proofErr w:type="spellStart"/>
       <w:r>
@@ -2084,7 +2492,14 @@
         <w:rPr>
           <w:rFonts w:cs="Calibri"/>
         </w:rPr>
-        <w:t>rel_dir_distribution_all_sinks</w:t>
+        <w:t>rel_dir_distribution_all_</w:t>
+      </w:r>
+      <w:proofErr w:type="gramStart"/>
+      <w:r>
+        <w:rPr>
+          <w:rFonts w:cs="Calibri"/>
+        </w:rPr>
+        <w:t>sinks</w:t>
       </w:r>
       <w:proofErr w:type="spellEnd"/>
       <w:r>
@@ -2094,6 +2509,7 @@
         <w:t>(</w:t>
       </w:r>
       <w:proofErr w:type="spellStart"/>
+      <w:proofErr w:type="gramEnd"/>
       <w:r>
         <w:rPr>
           <w:rFonts w:cs="Calibri"/>
@@ -2277,7 +2693,14 @@
         <w:rPr>
           <w:rFonts w:cs="Calibri"/>
         </w:rPr>
-        <w:t>normalize_rel_dir_dist</w:t>
+        <w:t>normalize_rel_dir_</w:t>
+      </w:r>
+      <w:proofErr w:type="gramStart"/>
+      <w:r>
+        <w:rPr>
+          <w:rFonts w:cs="Calibri"/>
+        </w:rPr>
+        <w:t>dist</w:t>
       </w:r>
       <w:proofErr w:type="spellEnd"/>
       <w:r>
@@ -2287,6 +2710,7 @@
         <w:t>(</w:t>
       </w:r>
       <w:proofErr w:type="spellStart"/>
+      <w:proofErr w:type="gramEnd"/>
       <w:r>
         <w:rPr>
           <w:rFonts w:cs="Calibri"/>
@@ -2453,7 +2877,14 @@
         <w:rPr>
           <w:rFonts w:cs="Calibri"/>
         </w:rPr>
-        <w:t>mean_resultant_length_nrdd</w:t>
+        <w:t>mean_resultant_length_</w:t>
+      </w:r>
+      <w:proofErr w:type="gramStart"/>
+      <w:r>
+        <w:rPr>
+          <w:rFonts w:cs="Calibri"/>
+        </w:rPr>
+        <w:t>nrdd</w:t>
       </w:r>
       <w:proofErr w:type="spellEnd"/>
       <w:r>
@@ -2463,6 +2894,7 @@
         <w:t>(</w:t>
       </w:r>
       <w:proofErr w:type="spellStart"/>
+      <w:proofErr w:type="gramEnd"/>
       <w:r>
         <w:rPr>
           <w:rFonts w:cs="Calibri"/>
@@ -2583,11 +3015,15 @@
       <w:pPr>
         <w:rPr>
           <w:rFonts w:cs="Calibri"/>
-        </w:rPr>
-      </w:pPr>
-      <w:r>
-        <w:rPr>
-          <w:rFonts w:cs="Calibri"/>
+          <w:sz w:val="28"/>
+          <w:szCs w:val="28"/>
+        </w:rPr>
+      </w:pPr>
+      <w:r>
+        <w:rPr>
+          <w:rFonts w:cs="Calibri"/>
+          <w:sz w:val="28"/>
+          <w:szCs w:val="28"/>
         </w:rPr>
         <w:t>METHOD 2</w:t>
       </w:r>
@@ -2634,9 +3070,17 @@
         <w:rPr>
           <w:rFonts w:cs="Calibri"/>
         </w:rPr>
-        <w:t>rel_dir_distribution_m2_fast(</w:t>
-      </w:r>
-      <w:proofErr w:type="spellStart"/>
+        <w:t>rel_dir_distribution_m2_</w:t>
+      </w:r>
+      <w:proofErr w:type="gramStart"/>
+      <w:r>
+        <w:rPr>
+          <w:rFonts w:cs="Calibri"/>
+        </w:rPr>
+        <w:t>fast(</w:t>
+      </w:r>
+      <w:proofErr w:type="spellStart"/>
+      <w:proofErr w:type="gramEnd"/>
       <w:r>
         <w:rPr>
           <w:rFonts w:cs="Calibri"/>
@@ -2699,20 +3143,1227 @@
           <w:rFonts w:cs="Calibri"/>
         </w:rPr>
       </w:pPr>
-    </w:p>
-    <w:p>
-      <w:pPr>
-        <w:rPr>
-          <w:rFonts w:cs="Calibri"/>
-        </w:rPr>
-      </w:pPr>
+      <w:proofErr w:type="gramStart"/>
       <w:r>
         <w:rPr>
           <w:rFonts w:cs="Calibri"/>
         </w:rPr>
         <w:lastRenderedPageBreak/>
+        <w:t>So</w:t>
+      </w:r>
+      <w:proofErr w:type="gramEnd"/>
+      <w:r>
+        <w:rPr>
+          <w:rFonts w:cs="Calibri"/>
+        </w:rPr>
+        <w:t xml:space="preserve"> we have the relative bins HD bins for each frame to each sink (</w:t>
+      </w:r>
+      <w:proofErr w:type="spellStart"/>
+      <w:r>
+        <w:rPr>
+          <w:rFonts w:cs="Calibri"/>
+        </w:rPr>
+        <w:t>reldir_bin_idx</w:t>
+      </w:r>
+      <w:proofErr w:type="spellEnd"/>
+      <w:r>
+        <w:rPr>
+          <w:rFonts w:cs="Calibri"/>
+        </w:rPr>
+        <w:t xml:space="preserve">). What happens here is that we take the </w:t>
+      </w:r>
+      <w:proofErr w:type="spellStart"/>
+      <w:r>
+        <w:rPr>
+          <w:rFonts w:cs="Calibri"/>
+        </w:rPr>
+        <w:t>reldir_bin_idx</w:t>
+      </w:r>
+      <w:proofErr w:type="spellEnd"/>
+      <w:r>
+        <w:rPr>
+          <w:rFonts w:cs="Calibri"/>
+        </w:rPr>
+        <w:t xml:space="preserve"> values for the </w:t>
+      </w:r>
+      <w:proofErr w:type="spellStart"/>
+      <w:r>
+        <w:rPr>
+          <w:rFonts w:cs="Calibri"/>
+        </w:rPr>
+        <w:t>spiketrain</w:t>
+      </w:r>
+      <w:proofErr w:type="spellEnd"/>
+      <w:r>
+        <w:rPr>
+          <w:rFonts w:cs="Calibri"/>
+        </w:rPr>
+        <w:t xml:space="preserve"> and we loop through over all the platforms. We look at when the cell spikes on that platform and look at the relative direction bins on those timepoints (</w:t>
+      </w:r>
+      <w:proofErr w:type="spellStart"/>
+      <w:r>
+        <w:rPr>
+          <w:rFonts w:cs="Calibri"/>
+        </w:rPr>
+        <w:t>bins_p</w:t>
+      </w:r>
+      <w:proofErr w:type="spellEnd"/>
+      <w:r>
+        <w:rPr>
+          <w:rFonts w:cs="Calibri"/>
+        </w:rPr>
+        <w:t xml:space="preserve">). Then we count how often each bin occurred to get our distribution. We obtain </w:t>
+      </w:r>
+      <w:proofErr w:type="spellStart"/>
+      <w:r>
+        <w:rPr>
+          <w:rFonts w:cs="Calibri"/>
+        </w:rPr>
+        <w:t>rel_dir_dist</w:t>
+      </w:r>
+      <w:proofErr w:type="spellEnd"/>
+      <w:r>
+        <w:rPr>
+          <w:rFonts w:cs="Calibri"/>
+        </w:rPr>
+        <w:t xml:space="preserve"> with shape: </w:t>
+      </w:r>
+      <w:r>
+        <w:rPr>
+          <w:rFonts w:cs="Calibri"/>
+        </w:rPr>
+        <w:t>(</w:t>
+      </w:r>
+      <w:proofErr w:type="spellStart"/>
+      <w:r>
+        <w:rPr>
+          <w:rFonts w:cs="Calibri"/>
+        </w:rPr>
+        <w:t>n_sinks</w:t>
+      </w:r>
+      <w:proofErr w:type="spellEnd"/>
+      <w:r>
+        <w:rPr>
+          <w:rFonts w:cs="Calibri"/>
+        </w:rPr>
+        <w:t xml:space="preserve">, </w:t>
+      </w:r>
+      <w:proofErr w:type="spellStart"/>
+      <w:r>
+        <w:rPr>
+          <w:rFonts w:cs="Calibri"/>
+        </w:rPr>
+        <w:t>n_platforms</w:t>
+      </w:r>
+      <w:proofErr w:type="spellEnd"/>
+      <w:r>
+        <w:rPr>
+          <w:rFonts w:cs="Calibri"/>
+        </w:rPr>
+        <w:t xml:space="preserve">, </w:t>
+      </w:r>
+      <w:proofErr w:type="spellStart"/>
+      <w:r>
+        <w:rPr>
+          <w:rFonts w:cs="Calibri"/>
+        </w:rPr>
+        <w:t>n_direction_bins</w:t>
+      </w:r>
+      <w:proofErr w:type="spellEnd"/>
+      <w:r>
+        <w:rPr>
+          <w:rFonts w:cs="Calibri"/>
+        </w:rPr>
+        <w:t>).</w:t>
+      </w:r>
+      <w:r>
+        <w:rPr>
+          <w:rFonts w:cs="Calibri"/>
+        </w:rPr>
+        <w:t xml:space="preserve"> On each platform, how did the cell fire relative to each sink?</w:t>
+      </w:r>
+    </w:p>
+    <w:p>
+      <w:pPr>
+        <w:rPr>
+          <w:rFonts w:cs="Calibri"/>
+        </w:rPr>
+      </w:pPr>
+    </w:p>
+    <w:p>
+      <w:pPr>
+        <w:tabs>
+          <w:tab w:val="left" w:pos="6249"/>
+        </w:tabs>
+        <w:rPr>
+          <w:rFonts w:cs="Calibri"/>
+        </w:rPr>
+      </w:pPr>
+      <w:proofErr w:type="spellStart"/>
+      <w:r>
+        <w:rPr>
+          <w:rFonts w:cs="Calibri"/>
+        </w:rPr>
+        <w:t>normalised_rel_dir_dist</w:t>
+      </w:r>
+      <w:proofErr w:type="spellEnd"/>
+      <w:r>
+        <w:rPr>
+          <w:rFonts w:cs="Calibri"/>
+        </w:rPr>
+        <w:t xml:space="preserve"> = normalize_rel_dir_dist_m2(</w:t>
+      </w:r>
+      <w:proofErr w:type="spellStart"/>
+      <w:r>
+        <w:rPr>
+          <w:rFonts w:cs="Calibri"/>
+        </w:rPr>
+        <w:t>rel_dir_dist</w:t>
+      </w:r>
+      <w:proofErr w:type="spellEnd"/>
+      <w:r>
+        <w:rPr>
+          <w:rFonts w:cs="Calibri"/>
+        </w:rPr>
+        <w:t xml:space="preserve">, </w:t>
+      </w:r>
+      <w:proofErr w:type="spellStart"/>
+      <w:r>
+        <w:rPr>
+          <w:rFonts w:cs="Calibri"/>
+        </w:rPr>
+        <w:t>reldir_occ_by_</w:t>
+      </w:r>
+      <w:proofErr w:type="gramStart"/>
+      <w:r>
+        <w:rPr>
+          <w:rFonts w:cs="Calibri"/>
+        </w:rPr>
+        <w:t>pos</w:t>
+      </w:r>
+      <w:proofErr w:type="spellEnd"/>
+      <w:r>
+        <w:rPr>
+          <w:rFonts w:cs="Calibri"/>
+        </w:rPr>
+        <w:t>,  </w:t>
+      </w:r>
+      <w:proofErr w:type="spellStart"/>
+      <w:r>
+        <w:rPr>
+          <w:rFonts w:cs="Calibri"/>
+        </w:rPr>
+        <w:t>n</w:t>
+      </w:r>
+      <w:proofErr w:type="gramEnd"/>
+      <w:r>
+        <w:rPr>
+          <w:rFonts w:cs="Calibri"/>
+        </w:rPr>
+        <w:t>_spikes_per_platform</w:t>
+      </w:r>
+      <w:proofErr w:type="spellEnd"/>
+      <w:r>
+        <w:rPr>
+          <w:rFonts w:cs="Calibri"/>
+        </w:rPr>
+        <w:t>)</w:t>
+      </w:r>
+    </w:p>
+    <w:p>
+      <w:pPr>
+        <w:tabs>
+          <w:tab w:val="left" w:pos="6249"/>
+        </w:tabs>
+        <w:rPr>
+          <w:rFonts w:cs="Calibri"/>
+        </w:rPr>
+      </w:pPr>
+      <w:r>
+        <w:rPr>
+          <w:rFonts w:cs="Calibri"/>
+        </w:rPr>
+        <w:t xml:space="preserve">We divide </w:t>
+      </w:r>
+      <w:proofErr w:type="spellStart"/>
+      <w:r>
+        <w:rPr>
+          <w:rFonts w:cs="Calibri"/>
+        </w:rPr>
+        <w:t>rel_dir_dist</w:t>
+      </w:r>
+      <w:proofErr w:type="spellEnd"/>
+      <w:r>
+        <w:rPr>
+          <w:rFonts w:cs="Calibri"/>
+        </w:rPr>
+        <w:t xml:space="preserve"> by </w:t>
+      </w:r>
+      <w:proofErr w:type="spellStart"/>
+      <w:r>
+        <w:rPr>
+          <w:rFonts w:cs="Calibri"/>
+        </w:rPr>
+        <w:t>reldir_occ_by_pos</w:t>
+      </w:r>
+      <w:proofErr w:type="spellEnd"/>
+      <w:r>
+        <w:rPr>
+          <w:rFonts w:cs="Calibri"/>
+        </w:rPr>
+        <w:t xml:space="preserve">, so that we get the directional firing rate for each bin to each sink. Then for each platform we normalize it so that it matches the number of spikes per platform. Then we sum this across platforms. Returns </w:t>
+      </w:r>
+      <w:proofErr w:type="spellStart"/>
+      <w:r>
+        <w:rPr>
+          <w:rFonts w:cs="Calibri"/>
+        </w:rPr>
+        <w:t>rel_dir_dist_final</w:t>
+      </w:r>
+      <w:proofErr w:type="spellEnd"/>
+      <w:r>
+        <w:rPr>
+          <w:rFonts w:cs="Calibri"/>
+        </w:rPr>
+        <w:t xml:space="preserve"> of shape </w:t>
+      </w:r>
+      <w:r>
+        <w:rPr>
+          <w:rFonts w:cs="Calibri"/>
+        </w:rPr>
+        <w:t>(</w:t>
+      </w:r>
+      <w:proofErr w:type="spellStart"/>
+      <w:r>
+        <w:rPr>
+          <w:rFonts w:cs="Calibri"/>
+        </w:rPr>
+        <w:t>n_sinks</w:t>
+      </w:r>
+      <w:proofErr w:type="spellEnd"/>
+      <w:r>
+        <w:rPr>
+          <w:rFonts w:cs="Calibri"/>
+        </w:rPr>
+        <w:t xml:space="preserve">, </w:t>
+      </w:r>
+      <w:proofErr w:type="spellStart"/>
+      <w:r>
+        <w:rPr>
+          <w:rFonts w:cs="Calibri"/>
+        </w:rPr>
+        <w:t>n_dir_bins</w:t>
+      </w:r>
+      <w:proofErr w:type="spellEnd"/>
+      <w:r>
+        <w:rPr>
+          <w:rFonts w:cs="Calibri"/>
+        </w:rPr>
+        <w:t>)</w:t>
+      </w:r>
+      <w:r>
+        <w:rPr>
+          <w:rFonts w:cs="Calibri"/>
+        </w:rPr>
+        <w:t xml:space="preserve">. </w:t>
+      </w:r>
+    </w:p>
+    <w:p>
+      <w:pPr>
+        <w:tabs>
+          <w:tab w:val="left" w:pos="6249"/>
+        </w:tabs>
+        <w:rPr>
+          <w:rFonts w:cs="Calibri"/>
+        </w:rPr>
+      </w:pPr>
+    </w:p>
+    <w:p>
+      <w:pPr>
+        <w:tabs>
+          <w:tab w:val="left" w:pos="6249"/>
+        </w:tabs>
+        <w:rPr>
+          <w:rFonts w:cs="Calibri"/>
+        </w:rPr>
+      </w:pPr>
+      <w:r>
+        <w:rPr>
+          <w:rFonts w:cs="Calibri"/>
+        </w:rPr>
+        <w:t xml:space="preserve">The output of noramlize_rel_dist_m2 is used to compute the MRL as done before. </w:t>
+      </w:r>
+    </w:p>
+    <w:p>
+      <w:pPr>
+        <w:tabs>
+          <w:tab w:val="left" w:pos="6249"/>
+        </w:tabs>
+        <w:rPr>
+          <w:rFonts w:cs="Calibri"/>
+        </w:rPr>
+      </w:pPr>
+    </w:p>
+    <w:p>
+      <w:pPr>
+        <w:tabs>
+          <w:tab w:val="left" w:pos="6249"/>
+        </w:tabs>
+        <w:rPr>
+          <w:rFonts w:cs="Calibri"/>
+          <w:sz w:val="28"/>
+          <w:szCs w:val="28"/>
+        </w:rPr>
+      </w:pPr>
+      <w:r>
+        <w:rPr>
+          <w:rFonts w:cs="Calibri"/>
+          <w:sz w:val="28"/>
+          <w:szCs w:val="28"/>
+        </w:rPr>
         <w:t>METHOD 3</w:t>
       </w:r>
+    </w:p>
+    <w:p>
+      <w:pPr>
+        <w:rPr>
+          <w:rFonts w:cs="Calibri"/>
+        </w:rPr>
+      </w:pPr>
+      <w:r>
+        <w:rPr>
+          <w:rFonts w:cs="Calibri"/>
+        </w:rPr>
+        <w:t> </w:t>
+      </w:r>
+      <w:proofErr w:type="spellStart"/>
+      <w:r>
+        <w:rPr>
+          <w:rFonts w:cs="Calibri"/>
+        </w:rPr>
+        <w:t>rel_dir_dist</w:t>
+      </w:r>
+      <w:proofErr w:type="spellEnd"/>
+      <w:r>
+        <w:rPr>
+          <w:rFonts w:cs="Calibri"/>
+        </w:rPr>
+        <w:t xml:space="preserve">= </w:t>
+      </w:r>
+      <w:proofErr w:type="spellStart"/>
+      <w:r>
+        <w:rPr>
+          <w:rFonts w:cs="Calibri"/>
+        </w:rPr>
+        <w:t>rel_dir_distribution_all_</w:t>
+      </w:r>
+      <w:proofErr w:type="gramStart"/>
+      <w:r>
+        <w:rPr>
+          <w:rFonts w:cs="Calibri"/>
+        </w:rPr>
+        <w:t>sinks</w:t>
+      </w:r>
+      <w:proofErr w:type="spellEnd"/>
+      <w:r>
+        <w:rPr>
+          <w:rFonts w:cs="Calibri"/>
+        </w:rPr>
+        <w:t>(</w:t>
+      </w:r>
+      <w:proofErr w:type="spellStart"/>
+      <w:proofErr w:type="gramEnd"/>
+      <w:r>
+        <w:rPr>
+          <w:rFonts w:cs="Calibri"/>
+        </w:rPr>
+        <w:t>spike_train</w:t>
+      </w:r>
+      <w:proofErr w:type="spellEnd"/>
+      <w:r>
+        <w:rPr>
+          <w:rFonts w:cs="Calibri"/>
+        </w:rPr>
+        <w:t xml:space="preserve">, </w:t>
+      </w:r>
+      <w:proofErr w:type="spellStart"/>
+      <w:r>
+        <w:rPr>
+          <w:rFonts w:cs="Calibri"/>
+        </w:rPr>
+        <w:t>direction_bins</w:t>
+      </w:r>
+      <w:proofErr w:type="spellEnd"/>
+      <w:r>
+        <w:rPr>
+          <w:rFonts w:cs="Calibri"/>
+        </w:rPr>
+        <w:t xml:space="preserve">, </w:t>
+      </w:r>
+      <w:proofErr w:type="spellStart"/>
+      <w:r>
+        <w:rPr>
+          <w:rFonts w:cs="Calibri"/>
+        </w:rPr>
+        <w:t>reldir_allframes</w:t>
+      </w:r>
+      <w:proofErr w:type="spellEnd"/>
+      <w:r>
+        <w:rPr>
+          <w:rFonts w:cs="Calibri"/>
+        </w:rPr>
+        <w:t>)</w:t>
+      </w:r>
+    </w:p>
+    <w:p>
+      <w:pPr>
+        <w:rPr>
+          <w:rFonts w:cs="Calibri"/>
+        </w:rPr>
+      </w:pPr>
+      <w:r>
+        <w:rPr>
+          <w:rFonts w:cs="Calibri"/>
+        </w:rPr>
+        <w:t xml:space="preserve">Same as in method 1. Gets one distribution for each sink of how the cell fired relative to the sink. </w:t>
+      </w:r>
+    </w:p>
+    <w:p>
+      <w:pPr>
+        <w:rPr>
+          <w:rFonts w:cs="Calibri"/>
+        </w:rPr>
+      </w:pPr>
+    </w:p>
+    <w:p>
+      <w:pPr>
+        <w:rPr>
+          <w:rFonts w:cs="Calibri"/>
+        </w:rPr>
+      </w:pPr>
+      <w:proofErr w:type="spellStart"/>
+      <w:r>
+        <w:rPr>
+          <w:rFonts w:cs="Calibri"/>
+        </w:rPr>
+        <w:t>normalised_rel_dir_dist</w:t>
+      </w:r>
+      <w:proofErr w:type="spellEnd"/>
+      <w:r>
+        <w:rPr>
+          <w:rFonts w:cs="Calibri"/>
+        </w:rPr>
+        <w:t xml:space="preserve"> = normalize_rel_dir_dist_m3(</w:t>
+      </w:r>
+      <w:proofErr w:type="spellStart"/>
+      <w:r>
+        <w:rPr>
+          <w:rFonts w:cs="Calibri"/>
+        </w:rPr>
+        <w:t>rel_dir_dist</w:t>
+      </w:r>
+      <w:proofErr w:type="spellEnd"/>
+      <w:r>
+        <w:rPr>
+          <w:rFonts w:cs="Calibri"/>
+        </w:rPr>
+        <w:t xml:space="preserve">, </w:t>
+      </w:r>
+      <w:proofErr w:type="spellStart"/>
+      <w:r>
+        <w:rPr>
+          <w:rFonts w:cs="Calibri"/>
+        </w:rPr>
+        <w:t>reldir_occ_wholemaze</w:t>
+      </w:r>
+      <w:proofErr w:type="spellEnd"/>
+      <w:r>
+        <w:rPr>
+          <w:rFonts w:cs="Calibri"/>
+        </w:rPr>
+        <w:t>)</w:t>
+      </w:r>
+    </w:p>
+    <w:p>
+      <w:pPr>
+        <w:rPr>
+          <w:rFonts w:cs="Calibri"/>
+        </w:rPr>
+      </w:pPr>
+      <w:r>
+        <w:rPr>
+          <w:rFonts w:cs="Calibri"/>
+        </w:rPr>
+        <w:t xml:space="preserve">Divide the </w:t>
+      </w:r>
+      <w:proofErr w:type="spellStart"/>
+      <w:r>
+        <w:rPr>
+          <w:rFonts w:cs="Calibri"/>
+        </w:rPr>
+        <w:t>rel_dir_dist</w:t>
+      </w:r>
+      <w:proofErr w:type="spellEnd"/>
+      <w:r>
+        <w:rPr>
+          <w:rFonts w:cs="Calibri"/>
+        </w:rPr>
+        <w:t xml:space="preserve"> by the </w:t>
+      </w:r>
+      <w:proofErr w:type="spellStart"/>
+      <w:r>
+        <w:rPr>
+          <w:rFonts w:cs="Calibri"/>
+        </w:rPr>
+        <w:t>reldir_occ_wholemaze</w:t>
+      </w:r>
+      <w:proofErr w:type="spellEnd"/>
+      <w:r>
+        <w:rPr>
+          <w:rFonts w:cs="Calibri"/>
+        </w:rPr>
+        <w:t xml:space="preserve">. Not scaled to total </w:t>
+      </w:r>
+      <w:proofErr w:type="spellStart"/>
+      <w:r>
+        <w:rPr>
+          <w:rFonts w:cs="Calibri"/>
+        </w:rPr>
+        <w:t>spikecount</w:t>
+      </w:r>
+      <w:proofErr w:type="spellEnd"/>
+      <w:r>
+        <w:rPr>
+          <w:rFonts w:cs="Calibri"/>
+        </w:rPr>
+        <w:t>, though that shouldn’t matter because only the shape matters.</w:t>
+      </w:r>
+    </w:p>
+    <w:p>
+      <w:pPr>
+        <w:rPr>
+          <w:rFonts w:cs="Calibri"/>
+        </w:rPr>
+      </w:pPr>
+    </w:p>
+    <w:p>
+      <w:pPr>
+        <w:rPr>
+          <w:rFonts w:cs="Calibri"/>
+        </w:rPr>
+      </w:pPr>
+      <w:r>
+        <w:rPr>
+          <w:rFonts w:cs="Calibri"/>
+        </w:rPr>
+        <w:t>Compute MRL as before</w:t>
+      </w:r>
+    </w:p>
+    <w:p>
+      <w:pPr>
+        <w:rPr>
+          <w:rFonts w:cs="Calibri"/>
+        </w:rPr>
+      </w:pPr>
+    </w:p>
+    <w:p>
+      <w:pPr>
+        <w:rPr>
+          <w:rFonts w:cs="Calibri"/>
+          <w:sz w:val="28"/>
+          <w:szCs w:val="28"/>
+        </w:rPr>
+      </w:pPr>
+      <w:r>
+        <w:rPr>
+          <w:rFonts w:cs="Calibri"/>
+          <w:sz w:val="28"/>
+          <w:szCs w:val="28"/>
+        </w:rPr>
+        <w:t>SIGNIFICANCE TESTING</w:t>
+      </w:r>
+    </w:p>
+    <w:p>
+      <w:pPr>
+        <w:rPr>
+          <w:rFonts w:cs="Calibri"/>
+        </w:rPr>
+      </w:pPr>
+      <w:r>
+        <w:rPr>
+          <w:rFonts w:cs="Calibri"/>
+        </w:rPr>
+        <w:t> ci = recalculate_consink_to_all_candidates_from_</w:t>
+      </w:r>
+      <w:proofErr w:type="gramStart"/>
+      <w:r>
+        <w:rPr>
+          <w:rFonts w:cs="Calibri"/>
+        </w:rPr>
+        <w:t>translation(</w:t>
+      </w:r>
+      <w:proofErr w:type="gramEnd"/>
+      <w:r>
+        <w:rPr>
+          <w:rFonts w:cs="Calibri"/>
+        </w:rPr>
+        <w:t xml:space="preserve">spike_train, </w:t>
+      </w:r>
+      <w:proofErr w:type="spellStart"/>
+      <w:r>
+        <w:rPr>
+          <w:rFonts w:cs="Calibri"/>
+        </w:rPr>
+        <w:t>pos_data</w:t>
+      </w:r>
+      <w:proofErr w:type="spellEnd"/>
+      <w:r>
+        <w:rPr>
+          <w:rFonts w:cs="Calibri"/>
+        </w:rPr>
+        <w:t>,</w:t>
+      </w:r>
+    </w:p>
+    <w:p>
+      <w:pPr>
+        <w:rPr>
+          <w:rFonts w:cs="Calibri"/>
+        </w:rPr>
+      </w:pPr>
+      <w:r>
+        <w:rPr>
+          <w:rFonts w:cs="Calibri"/>
+        </w:rPr>
+        <w:t xml:space="preserve">                                                                                </w:t>
+      </w:r>
+      <w:proofErr w:type="spellStart"/>
+      <w:r>
+        <w:rPr>
+          <w:rFonts w:cs="Calibri"/>
+        </w:rPr>
+        <w:t>reldir_occ_by_pos_cur</w:t>
+      </w:r>
+      <w:proofErr w:type="spellEnd"/>
+      <w:r>
+        <w:rPr>
+          <w:rFonts w:cs="Calibri"/>
+        </w:rPr>
+        <w:t>,</w:t>
+      </w:r>
+    </w:p>
+    <w:p>
+      <w:pPr>
+        <w:rPr>
+          <w:rFonts w:cs="Calibri"/>
+        </w:rPr>
+      </w:pPr>
+      <w:r>
+        <w:rPr>
+          <w:rFonts w:cs="Calibri"/>
+        </w:rPr>
+        <w:t xml:space="preserve">                                                                                </w:t>
+      </w:r>
+      <w:proofErr w:type="spellStart"/>
+      <w:r>
+        <w:rPr>
+          <w:rFonts w:cs="Calibri"/>
+        </w:rPr>
+        <w:t>direction_bins</w:t>
+      </w:r>
+      <w:proofErr w:type="spellEnd"/>
+      <w:r>
+        <w:rPr>
+          <w:rFonts w:cs="Calibri"/>
+        </w:rPr>
+        <w:t>,</w:t>
+      </w:r>
+    </w:p>
+    <w:p>
+      <w:pPr>
+        <w:rPr>
+          <w:rFonts w:cs="Calibri"/>
+        </w:rPr>
+      </w:pPr>
+      <w:r>
+        <w:rPr>
+          <w:rFonts w:cs="Calibri"/>
+        </w:rPr>
+        <w:t xml:space="preserve">                                                                                </w:t>
+      </w:r>
+      <w:proofErr w:type="spellStart"/>
+      <w:r>
+        <w:rPr>
+          <w:rFonts w:cs="Calibri"/>
+        </w:rPr>
+        <w:t>reldir_allframes</w:t>
+      </w:r>
+      <w:proofErr w:type="spellEnd"/>
+      <w:r>
+        <w:rPr>
+          <w:rFonts w:cs="Calibri"/>
+        </w:rPr>
+        <w:t xml:space="preserve">, </w:t>
+      </w:r>
+      <w:proofErr w:type="spellStart"/>
+      <w:r>
+        <w:rPr>
+          <w:rFonts w:cs="Calibri"/>
+        </w:rPr>
+        <w:t>reldir_occ_wholemaze</w:t>
+      </w:r>
+      <w:proofErr w:type="spellEnd"/>
+      <w:r>
+        <w:rPr>
+          <w:rFonts w:cs="Calibri"/>
+        </w:rPr>
+        <w:t>,</w:t>
+      </w:r>
+    </w:p>
+    <w:p>
+      <w:pPr>
+        <w:rPr>
+          <w:rFonts w:cs="Calibri"/>
+        </w:rPr>
+      </w:pPr>
+      <w:r>
+        <w:rPr>
+          <w:rFonts w:cs="Calibri"/>
+        </w:rPr>
+        <w:t xml:space="preserve">                                                                                </w:t>
+      </w:r>
+      <w:proofErr w:type="spellStart"/>
+      <w:r>
+        <w:rPr>
+          <w:rFonts w:cs="Calibri"/>
+        </w:rPr>
+        <w:t>intervals_frames</w:t>
+      </w:r>
+      <w:proofErr w:type="spellEnd"/>
+      <w:r>
+        <w:rPr>
+          <w:rFonts w:cs="Calibri"/>
+        </w:rPr>
+        <w:t xml:space="preserve">, </w:t>
+      </w:r>
+      <w:proofErr w:type="spellStart"/>
+      <w:r>
+        <w:rPr>
+          <w:rFonts w:cs="Calibri"/>
+        </w:rPr>
+        <w:t>reldir_bin_idx</w:t>
+      </w:r>
+      <w:proofErr w:type="spellEnd"/>
+      <w:r>
+        <w:rPr>
+          <w:rFonts w:cs="Calibri"/>
+        </w:rPr>
+        <w:t>, method = method, goal=g)</w:t>
+      </w:r>
+    </w:p>
+    <w:p>
+      <w:pPr>
+        <w:rPr>
+          <w:rFonts w:cs="Calibri"/>
+        </w:rPr>
+      </w:pPr>
+    </w:p>
+    <w:p>
+      <w:pPr>
+        <w:rPr>
+          <w:rFonts w:cs="Calibri"/>
+        </w:rPr>
+      </w:pPr>
+      <w:r>
+        <w:rPr>
+          <w:rFonts w:cs="Calibri"/>
+        </w:rPr>
+        <w:lastRenderedPageBreak/>
+        <w:t xml:space="preserve">Calculates the MRL values as before, except now the </w:t>
+      </w:r>
+      <w:proofErr w:type="spellStart"/>
+      <w:r>
+        <w:rPr>
+          <w:rFonts w:cs="Calibri"/>
+        </w:rPr>
+        <w:t>spiketrain</w:t>
+      </w:r>
+      <w:proofErr w:type="spellEnd"/>
+      <w:r>
+        <w:rPr>
+          <w:rFonts w:cs="Calibri"/>
+        </w:rPr>
+        <w:t xml:space="preserve"> gets shifted. The shift occurs in such a way so that the </w:t>
+      </w:r>
+      <w:proofErr w:type="spellStart"/>
+      <w:r>
+        <w:rPr>
+          <w:rFonts w:cs="Calibri"/>
+        </w:rPr>
+        <w:t>spiketrain</w:t>
+      </w:r>
+      <w:proofErr w:type="spellEnd"/>
+      <w:r>
+        <w:rPr>
+          <w:rFonts w:cs="Calibri"/>
+        </w:rPr>
+        <w:t xml:space="preserve"> stays within the intervals of that goal.</w:t>
+      </w:r>
+    </w:p>
+    <w:p>
+      <w:pPr>
+        <w:rPr>
+          <w:rFonts w:cs="Calibri"/>
+        </w:rPr>
+      </w:pPr>
+    </w:p>
+    <w:p>
+      <w:pPr>
+        <w:rPr>
+          <w:rFonts w:cs="Calibri"/>
+          <w:sz w:val="28"/>
+          <w:szCs w:val="28"/>
+        </w:rPr>
+      </w:pPr>
+      <w:r>
+        <w:rPr>
+          <w:rFonts w:cs="Calibri"/>
+          <w:sz w:val="28"/>
+          <w:szCs w:val="28"/>
+        </w:rPr>
+        <w:t>CALCULATE AVERAGE SINK</w:t>
+      </w:r>
+    </w:p>
+    <w:p>
+      <w:pPr>
+        <w:rPr>
+          <w:rFonts w:cs="Calibri"/>
+        </w:rPr>
+      </w:pPr>
+      <w:r>
+        <w:rPr>
+          <w:rFonts w:cs="Calibri"/>
+        </w:rPr>
+        <w:t xml:space="preserve">Just takes the mean of all the significant sinks. </w:t>
+      </w:r>
+    </w:p>
+    <w:p>
+      <w:pPr>
+        <w:rPr>
+          <w:rFonts w:cs="Calibri"/>
+        </w:rPr>
+      </w:pPr>
+    </w:p>
+    <w:p>
+      <w:pPr>
+        <w:rPr>
+          <w:rFonts w:cs="Calibri"/>
+          <w:sz w:val="28"/>
+          <w:szCs w:val="28"/>
+        </w:rPr>
+      </w:pPr>
+      <w:r>
+        <w:rPr>
+          <w:rFonts w:cs="Calibri"/>
+          <w:sz w:val="28"/>
+          <w:szCs w:val="28"/>
+        </w:rPr>
+        <w:t>PLOTTING THE FANTAIL</w:t>
+      </w:r>
+    </w:p>
+    <w:p>
+      <w:pPr>
+        <w:rPr>
+          <w:rFonts w:cs="Calibri"/>
+        </w:rPr>
+      </w:pPr>
+      <w:r>
+        <w:rPr>
+          <w:rFonts w:cs="Calibri"/>
+        </w:rPr>
+        <w:t xml:space="preserve">Plots the fantail for each method: meaning making a histogram of the mean angles for the significant </w:t>
+      </w:r>
+      <w:proofErr w:type="spellStart"/>
+      <w:r>
+        <w:rPr>
+          <w:rFonts w:cs="Calibri"/>
+        </w:rPr>
+        <w:t>consinks</w:t>
+      </w:r>
+      <w:proofErr w:type="spellEnd"/>
+      <w:r>
+        <w:rPr>
+          <w:rFonts w:cs="Calibri"/>
+        </w:rPr>
+        <w:t xml:space="preserve"> for each method. Expected to have a fantail distribution.</w:t>
+      </w:r>
+    </w:p>
+    <w:p>
+      <w:pPr>
+        <w:rPr>
+          <w:rFonts w:cs="Calibri"/>
+        </w:rPr>
+      </w:pPr>
+    </w:p>
+    <w:p>
+      <w:pPr>
+        <w:rPr>
+          <w:rFonts w:cs="Calibri"/>
+          <w:sz w:val="28"/>
+          <w:szCs w:val="28"/>
+        </w:rPr>
+      </w:pPr>
+      <w:r>
+        <w:rPr>
+          <w:rFonts w:cs="Calibri"/>
+          <w:sz w:val="28"/>
+          <w:szCs w:val="28"/>
+        </w:rPr>
+        <w:t>CALCULATING THE VECTORFIELDS</w:t>
+      </w:r>
+    </w:p>
+    <w:p>
+      <w:pPr>
+        <w:rPr>
+          <w:rFonts w:cs="Calibri"/>
+        </w:rPr>
+      </w:pPr>
+      <w:r>
+        <w:rPr>
+          <w:rFonts w:cs="Calibri"/>
+        </w:rPr>
+        <w:t>For each goal interval separately, for each platform, it calculates the HD distribution of the animal for that platform and the time spent by the animal on that platform. Then for each unit, it calculates the directional firing rate per platform and the firing rate. From the directional firing rate, it calculates the MRL and mean angle. This is saved to a dictionary</w:t>
+      </w:r>
+    </w:p>
+    <w:p>
+      <w:pPr>
+        <w:rPr>
+          <w:rFonts w:cs="Calibri"/>
+        </w:rPr>
+      </w:pPr>
+    </w:p>
+    <w:p>
+      <w:pPr>
+        <w:rPr>
+          <w:rFonts w:cs="Calibri"/>
+          <w:sz w:val="28"/>
+          <w:szCs w:val="28"/>
+        </w:rPr>
+      </w:pPr>
+      <w:r>
+        <w:rPr>
+          <w:rFonts w:cs="Calibri"/>
+          <w:sz w:val="28"/>
+          <w:szCs w:val="28"/>
+        </w:rPr>
+        <w:t>PLOTTING VECTOR FIELDS</w:t>
+      </w:r>
+    </w:p>
+    <w:p>
+      <w:pPr>
+        <w:rPr>
+          <w:rFonts w:cs="Calibri"/>
+        </w:rPr>
+      </w:pPr>
+      <w:r>
+        <w:rPr>
+          <w:rFonts w:cs="Calibri"/>
+        </w:rPr>
+        <w:t xml:space="preserve">For each unit, makes a plot using the </w:t>
+      </w:r>
+      <w:proofErr w:type="spellStart"/>
+      <w:r>
+        <w:rPr>
+          <w:rFonts w:cs="Calibri"/>
+        </w:rPr>
+        <w:t>dictionairy</w:t>
+      </w:r>
+      <w:proofErr w:type="spellEnd"/>
+      <w:r>
+        <w:rPr>
+          <w:rFonts w:cs="Calibri"/>
+        </w:rPr>
+        <w:t xml:space="preserve"> created above. Also shows the location of each </w:t>
+      </w:r>
+      <w:proofErr w:type="spellStart"/>
+      <w:r>
+        <w:rPr>
+          <w:rFonts w:cs="Calibri"/>
+        </w:rPr>
+        <w:t>consink</w:t>
+      </w:r>
+      <w:proofErr w:type="spellEnd"/>
+      <w:r>
+        <w:rPr>
+          <w:rFonts w:cs="Calibri"/>
+        </w:rPr>
+        <w:t xml:space="preserve"> (for each method) and whether its significant. I scaled the length of each vector by its MRL (see </w:t>
+      </w:r>
+      <w:r>
+        <w:rPr>
+          <w:rFonts w:cs="Calibri"/>
+        </w:rPr>
+        <w:t xml:space="preserve">U = </w:t>
+      </w:r>
+      <w:proofErr w:type="spellStart"/>
+      <w:r>
+        <w:rPr>
+          <w:rFonts w:cs="Calibri"/>
+        </w:rPr>
+        <w:t>mrls</w:t>
+      </w:r>
+      <w:proofErr w:type="spellEnd"/>
+      <w:r>
+        <w:rPr>
+          <w:rFonts w:cs="Calibri"/>
+        </w:rPr>
+        <w:t xml:space="preserve"> * </w:t>
+      </w:r>
+      <w:proofErr w:type="spellStart"/>
+      <w:r>
+        <w:rPr>
+          <w:rFonts w:cs="Calibri"/>
+        </w:rPr>
+        <w:t>np.cos</w:t>
+      </w:r>
+      <w:proofErr w:type="spellEnd"/>
+      <w:r>
+        <w:rPr>
+          <w:rFonts w:cs="Calibri"/>
+        </w:rPr>
+        <w:t>(</w:t>
+      </w:r>
+      <w:proofErr w:type="spellStart"/>
+      <w:r>
+        <w:rPr>
+          <w:rFonts w:cs="Calibri"/>
+        </w:rPr>
+        <w:t>vf</w:t>
+      </w:r>
+      <w:proofErr w:type="spellEnd"/>
+      <w:r>
+        <w:rPr>
+          <w:rFonts w:cs="Calibri"/>
+        </w:rPr>
+        <w:t>)*120</w:t>
+      </w:r>
+    </w:p>
+    <w:p>
+      <w:pPr>
+        <w:rPr>
+          <w:rFonts w:cs="Calibri"/>
+        </w:rPr>
+      </w:pPr>
+      <w:r>
+        <w:rPr>
+          <w:rFonts w:cs="Calibri"/>
+        </w:rPr>
+        <w:t xml:space="preserve">                V = </w:t>
+      </w:r>
+      <w:proofErr w:type="spellStart"/>
+      <w:r>
+        <w:rPr>
+          <w:rFonts w:cs="Calibri"/>
+        </w:rPr>
+        <w:t>mrls</w:t>
+      </w:r>
+      <w:proofErr w:type="spellEnd"/>
+      <w:r>
+        <w:rPr>
+          <w:rFonts w:cs="Calibri"/>
+        </w:rPr>
+        <w:t xml:space="preserve"> * </w:t>
+      </w:r>
+      <w:proofErr w:type="spellStart"/>
+      <w:r>
+        <w:rPr>
+          <w:rFonts w:cs="Calibri"/>
+        </w:rPr>
+        <w:t>np.sin</w:t>
+      </w:r>
+      <w:proofErr w:type="spellEnd"/>
+      <w:r>
+        <w:rPr>
+          <w:rFonts w:cs="Calibri"/>
+        </w:rPr>
+        <w:t>(</w:t>
+      </w:r>
+      <w:proofErr w:type="spellStart"/>
+      <w:r>
+        <w:rPr>
+          <w:rFonts w:cs="Calibri"/>
+        </w:rPr>
+        <w:t>vf</w:t>
+      </w:r>
+      <w:proofErr w:type="spellEnd"/>
+      <w:r>
+        <w:rPr>
+          <w:rFonts w:cs="Calibri"/>
+        </w:rPr>
+        <w:t>)*120</w:t>
+      </w:r>
+      <w:r>
+        <w:rPr>
+          <w:rFonts w:cs="Calibri"/>
+        </w:rPr>
+        <w:t xml:space="preserve">), but Jake didn’t do this. </w:t>
+      </w:r>
+    </w:p>
+    <w:p>
+      <w:pPr>
+        <w:rPr>
+          <w:rFonts w:cs="Calibri"/>
+        </w:rPr>
+      </w:pPr>
+    </w:p>
+    <w:p>
+      <w:pPr>
+        <w:rPr>
+          <w:rFonts w:cs="Calibri"/>
+        </w:rPr>
+      </w:pPr>
+    </w:p>
+    <w:p>
+      <w:pPr>
+        <w:pStyle w:val="Title"/>
+      </w:pPr>
+      <w:r>
+        <w:t>Population Sink</w:t>
+      </w:r>
+    </w:p>
+    <w:p>
+      <w:pPr>
+        <w:rPr>
+          <w:rFonts w:cs="Calibri"/>
+        </w:rPr>
+      </w:pPr>
+    </w:p>
+    <w:p>
+      <w:pPr>
+        <w:rPr>
+          <w:rFonts w:cs="Calibri"/>
+        </w:rPr>
+      </w:pPr>
+    </w:p>
+    <w:p>
+      <w:pPr>
+        <w:rPr>
+          <w:rFonts w:cs="Calibri"/>
+        </w:rPr>
+      </w:pPr>
+    </w:p>
+    <w:p>
+      <w:pPr>
+        <w:rPr>
+          <w:rFonts w:cs="Calibri"/>
+        </w:rPr>
+      </w:pPr>
+    </w:p>
+    <w:p>
+      <w:pPr>
+        <w:rPr>
+          <w:rFonts w:cs="Calibri"/>
+        </w:rPr>
+      </w:pPr>
     </w:p>
     <w:p>
       <w:pPr>
@@ -2756,6 +4407,7 @@
         <w:rPr>
           <w:rFonts w:cs="Calibri"/>
         </w:rPr>
+        <w:lastRenderedPageBreak/>
         <w:t>HD should be in radians and always stay between -pi and pi</w:t>
       </w:r>
     </w:p>
@@ -2774,7 +4426,21 @@
         <w:rPr>
           <w:rFonts w:cs="Calibri"/>
         </w:rPr>
-        <w:t xml:space="preserve">ALWAYS filter for nans if you do binning. Otherwise, nan  values get put in the last bin and everything gets wonky. </w:t>
+        <w:t xml:space="preserve">ALWAYS filter for nans if you do binning. Otherwise, </w:t>
+      </w:r>
+      <w:proofErr w:type="gramStart"/>
+      <w:r>
+        <w:rPr>
+          <w:rFonts w:cs="Calibri"/>
+        </w:rPr>
+        <w:t>nan  values</w:t>
+      </w:r>
+      <w:proofErr w:type="gramEnd"/>
+      <w:r>
+        <w:rPr>
+          <w:rFonts w:cs="Calibri"/>
+        </w:rPr>
+        <w:t xml:space="preserve"> get put in the last bin and everything gets wonky. </w:t>
       </w:r>
     </w:p>
     <w:p>
@@ -2788,11 +4454,19 @@
           <w:rFonts w:cs="Calibri"/>
         </w:rPr>
       </w:pPr>
-      <w:r>
-        <w:rPr>
-          <w:rFonts w:cs="Calibri"/>
-        </w:rPr>
-        <w:t xml:space="preserve">So a classic error that occurs always is when occupancy in a certain bin is low and you divide by that occupancy, you get high values (this is what we see in the edges of </w:t>
+      <w:proofErr w:type="gramStart"/>
+      <w:r>
+        <w:rPr>
+          <w:rFonts w:cs="Calibri"/>
+        </w:rPr>
+        <w:t>So</w:t>
+      </w:r>
+      <w:proofErr w:type="gramEnd"/>
+      <w:r>
+        <w:rPr>
+          <w:rFonts w:cs="Calibri"/>
+        </w:rPr>
+        <w:t xml:space="preserve"> a classic error that occurs always is when occupancy in a certain bin is low and you divide by that occupancy, you get high values (this is what we see in the edges of </w:t>
       </w:r>
       <w:proofErr w:type="spellStart"/>
       <w:r>
@@ -2880,7 +4554,21 @@
         <w:rPr>
           <w:rFonts w:cs="Calibri"/>
         </w:rPr>
-        <w:t xml:space="preserve"> for goal 1, we have to overlay the </w:t>
+        <w:t xml:space="preserve"> for goal 1, we </w:t>
+      </w:r>
+      <w:proofErr w:type="gramStart"/>
+      <w:r>
+        <w:rPr>
+          <w:rFonts w:cs="Calibri"/>
+        </w:rPr>
+        <w:t>have to</w:t>
+      </w:r>
+      <w:proofErr w:type="gramEnd"/>
+      <w:r>
+        <w:rPr>
+          <w:rFonts w:cs="Calibri"/>
+        </w:rPr>
+        <w:t xml:space="preserve"> overlay the </w:t>
       </w:r>
       <w:proofErr w:type="spellStart"/>
       <w:r>
@@ -2894,7 +4582,21 @@
         <w:rPr>
           <w:rFonts w:cs="Calibri"/>
         </w:rPr>
-        <w:t xml:space="preserve"> restricted to goal 1 onto the FULL positional data, not the goal 1 positions data. So be careful with these kind of mistakes. </w:t>
+        <w:t xml:space="preserve"> restricted to goal 1 onto the FULL positional data, not the goal 1 positions data. So be careful with </w:t>
+      </w:r>
+      <w:proofErr w:type="gramStart"/>
+      <w:r>
+        <w:rPr>
+          <w:rFonts w:cs="Calibri"/>
+        </w:rPr>
+        <w:t>these kind of mistakes</w:t>
+      </w:r>
+      <w:proofErr w:type="gramEnd"/>
+      <w:r>
+        <w:rPr>
+          <w:rFonts w:cs="Calibri"/>
+        </w:rPr>
+        <w:t xml:space="preserve">. </w:t>
       </w:r>
     </w:p>
     <w:p>
@@ -2915,12 +4617,14 @@
           <w:rFonts w:cs="Calibri"/>
         </w:rPr>
       </w:pPr>
+      <w:proofErr w:type="gramStart"/>
       <w:r>
         <w:rPr>
           <w:rFonts w:cs="Calibri"/>
         </w:rPr>
         <w:t>Recommendation;</w:t>
       </w:r>
+      <w:proofErr w:type="gramEnd"/>
     </w:p>
     <w:p>
       <w:pPr>
@@ -3026,6 +4730,7 @@
         <w:t xml:space="preserve">Indexing can be wonky, like </w:t>
       </w:r>
       <w:proofErr w:type="spellStart"/>
+      <w:proofErr w:type="gramStart"/>
       <w:r>
         <w:rPr>
           <w:rFonts w:cs="Calibri"/>
@@ -3033,11 +4738,26 @@
         <w:t>np.digitize</w:t>
       </w:r>
       <w:proofErr w:type="spellEnd"/>
-      <w:r>
-        <w:rPr>
-          <w:rFonts w:cs="Calibri"/>
-        </w:rPr>
-        <w:t xml:space="preserve"> starts with number 1, so you later have to convert 1 -&gt; 0, 2-&gt; 1 etc </w:t>
+      <w:proofErr w:type="gramEnd"/>
+      <w:r>
+        <w:rPr>
+          <w:rFonts w:cs="Calibri"/>
+        </w:rPr>
+        <w:t xml:space="preserve"> starts with number 1, so you later </w:t>
+      </w:r>
+      <w:proofErr w:type="gramStart"/>
+      <w:r>
+        <w:rPr>
+          <w:rFonts w:cs="Calibri"/>
+        </w:rPr>
+        <w:t>have to</w:t>
+      </w:r>
+      <w:proofErr w:type="gramEnd"/>
+      <w:r>
+        <w:rPr>
+          <w:rFonts w:cs="Calibri"/>
+        </w:rPr>
+        <w:t xml:space="preserve"> convert 1 -&gt; 0, 2-&gt; 1 etc </w:t>
       </w:r>
       <w:proofErr w:type="spellStart"/>
       <w:r>
@@ -3097,7 +4817,35 @@
         <w:rPr>
           <w:rFonts w:cs="Calibri"/>
         </w:rPr>
-        <w:t xml:space="preserve"> you can look and say ‘wait this unit always fires at this angle relative to this sink, but is that actually its </w:t>
+        <w:t xml:space="preserve"> you can look and </w:t>
+      </w:r>
+      <w:proofErr w:type="gramStart"/>
+      <w:r>
+        <w:rPr>
+          <w:rFonts w:cs="Calibri"/>
+        </w:rPr>
+        <w:t>say</w:t>
+      </w:r>
+      <w:proofErr w:type="gramEnd"/>
+      <w:r>
+        <w:rPr>
+          <w:rFonts w:cs="Calibri"/>
+        </w:rPr>
+        <w:t xml:space="preserve"> ‘wait this unit always fires at this angle relative to this </w:t>
+      </w:r>
+      <w:proofErr w:type="gramStart"/>
+      <w:r>
+        <w:rPr>
+          <w:rFonts w:cs="Calibri"/>
+        </w:rPr>
+        <w:t>sink, but</w:t>
+      </w:r>
+      <w:proofErr w:type="gramEnd"/>
+      <w:r>
+        <w:rPr>
+          <w:rFonts w:cs="Calibri"/>
+        </w:rPr>
+        <w:t xml:space="preserve"> is that actually its </w:t>
       </w:r>
       <w:proofErr w:type="spellStart"/>
       <w:r>
@@ -3117,7 +4865,21 @@
         <w:rPr>
           <w:rFonts w:cs="Calibri"/>
         </w:rPr>
-        <w:t xml:space="preserve"> Actually maybe even do this for each method</w:t>
+        <w:t xml:space="preserve"> </w:t>
+      </w:r>
+      <w:proofErr w:type="gramStart"/>
+      <w:r>
+        <w:rPr>
+          <w:rFonts w:cs="Calibri"/>
+        </w:rPr>
+        <w:t>Actually</w:t>
+      </w:r>
+      <w:proofErr w:type="gramEnd"/>
+      <w:r>
+        <w:rPr>
+          <w:rFonts w:cs="Calibri"/>
+        </w:rPr>
+        <w:t xml:space="preserve"> maybe even do this for each method</w:t>
       </w:r>
     </w:p>
     <w:p>
